--- a/public/Catalog.docx
+++ b/public/Catalog.docx
@@ -5,129 +5,1728 @@
     <w:p>
       <w:pPr>
         <w:rPr>
-          <w:b/>
-          <w:bCs/>
-        </w:rPr>
-      </w:pPr>
-      <w:r>
-        <w:rPr>
-          <w:rFonts w:ascii="Segoe UI Emoji" w:hAnsi="Segoe UI Emoji" w:cs="Segoe UI Emoji"/>
-          <w:b/>
-          <w:bCs/>
-        </w:rPr>
-        <w:t>💡</w:t>
-      </w:r>
-      <w:r>
-        <w:rPr>
-          <w:b/>
-          <w:bCs/>
-        </w:rPr>
-        <w:t xml:space="preserve"> Contoh (Singkat)</w:t>
-      </w:r>
-    </w:p>
-    <w:p>
-      <w:r>
-        <w:rPr>
-          <w:b/>
-          <w:bCs/>
-        </w:rPr>
-        <w:t>Produk:</w:t>
-      </w:r>
-      <w:r>
-        <w:t xml:space="preserve"> Lada Hitam</w:t>
+          <w:rFonts w:ascii="Segoe UI Emoji" w:hAnsi="Segoe UI Emoji" w:cs="Segoe UI Emoji"/>
+          <w:b/>
+          <w:bCs/>
+        </w:rPr>
+      </w:pPr>
+      <w:r>
+        <w:rPr>
+          <w:rFonts w:ascii="Segoe UI Emoji" w:hAnsi="Segoe UI Emoji" w:cs="Segoe UI Emoji"/>
+          <w:b/>
+          <w:bCs/>
+        </w:rPr>
+        <w:t>OUR PRODUCT</w:t>
+      </w:r>
+    </w:p>
+    <w:p>
+      <w:pPr>
+        <w:rPr>
+          <w:rFonts w:ascii="Segoe UI Emoji" w:hAnsi="Segoe UI Emoji" w:cs="Segoe UI Emoji"/>
+          <w:b/>
+          <w:bCs/>
+        </w:rPr>
+      </w:pPr>
+      <w:r>
+        <w:rPr>
+          <w:rFonts w:ascii="Segoe UI Emoji" w:hAnsi="Segoe UI Emoji" w:cs="Segoe UI Emoji"/>
+          <w:b/>
+          <w:bCs/>
+        </w:rPr>
+        <w:t>Three categories of premium betel nut varieties, each processed to exacting standards that meet the demands of international buyers.</w:t>
+      </w:r>
+    </w:p>
+    <w:p>
+      <w:pPr>
+        <w:rPr>
+          <w:rFonts w:ascii="Segoe UI Emoji" w:hAnsi="Segoe UI Emoji" w:cs="Segoe UI Emoji"/>
+          <w:b/>
+          <w:bCs/>
+        </w:rPr>
+      </w:pPr>
+      <w:r>
+        <w:rPr>
+          <w:rFonts w:ascii="Segoe UI Emoji" w:hAnsi="Segoe UI Emoji" w:cs="Segoe UI Emoji"/>
+          <w:b/>
+          <w:bCs/>
+        </w:rPr>
+        <w:drawing>
+          <wp:inline distT="0" distB="0" distL="0" distR="0" wp14:anchorId="7DEE1A20" wp14:editId="4418FBBB">
+            <wp:extent cx="5731200" cy="3819600"/>
+            <wp:effectExtent l="0" t="0" r="0" b="0"/>
+            <wp:docPr id="1470968457" name="Picture 16" descr="WHOLE BETEL NUT (PINANG BULAT KERING)"/>
+            <wp:cNvGraphicFramePr>
+              <a:graphicFrameLocks xmlns:a="http://schemas.openxmlformats.org/drawingml/2006/main" noChangeAspect="1"/>
+            </wp:cNvGraphicFramePr>
+            <a:graphic xmlns:a="http://schemas.openxmlformats.org/drawingml/2006/main">
+              <a:graphicData uri="http://schemas.openxmlformats.org/drawingml/2006/picture">
+                <pic:pic xmlns:pic="http://schemas.openxmlformats.org/drawingml/2006/picture">
+                  <pic:nvPicPr>
+                    <pic:cNvPr id="0" name="Picture 41" descr="WHOLE BETEL NUT (PINANG BULAT KERING)"/>
+                    <pic:cNvPicPr>
+                      <a:picLocks noChangeAspect="1" noChangeArrowheads="1"/>
+                    </pic:cNvPicPr>
+                  </pic:nvPicPr>
+                  <pic:blipFill>
+                    <a:blip r:embed="rId5">
+                      <a:extLst>
+                        <a:ext uri="{28A0092B-C50C-407E-A947-70E740481C1C}">
+                          <a14:useLocalDpi xmlns:a14="http://schemas.microsoft.com/office/drawing/2010/main" val="0"/>
+                        </a:ext>
+                      </a:extLst>
+                    </a:blip>
+                    <a:srcRect/>
+                    <a:stretch>
+                      <a:fillRect/>
+                    </a:stretch>
+                  </pic:blipFill>
+                  <pic:spPr bwMode="auto">
+                    <a:xfrm>
+                      <a:off x="0" y="0"/>
+                      <a:ext cx="5731200" cy="3819600"/>
+                    </a:xfrm>
+                    <a:prstGeom prst="rect">
+                      <a:avLst/>
+                    </a:prstGeom>
+                    <a:noFill/>
+                    <a:ln>
+                      <a:noFill/>
+                    </a:ln>
+                  </pic:spPr>
+                </pic:pic>
+              </a:graphicData>
+            </a:graphic>
+          </wp:inline>
+        </w:drawing>
+      </w:r>
+    </w:p>
+    <w:p>
+      <w:pPr>
+        <w:rPr>
+          <w:rFonts w:ascii="Segoe UI Emoji" w:hAnsi="Segoe UI Emoji" w:cs="Segoe UI Emoji"/>
+          <w:b/>
+          <w:bCs/>
+        </w:rPr>
+      </w:pPr>
+      <w:r>
+        <w:rPr>
+          <w:rFonts w:ascii="Segoe UI Emoji" w:hAnsi="Segoe UI Emoji" w:cs="Segoe UI Emoji"/>
+          <w:b/>
+          <w:bCs/>
+        </w:rPr>
+        <w:t>WHOLE BETEL NUT (PINANG BULAT KERING)</w:t>
+      </w:r>
+    </w:p>
+    <w:p>
+      <w:pPr>
+        <w:rPr>
+          <w:rFonts w:ascii="Segoe UI Emoji" w:hAnsi="Segoe UI Emoji" w:cs="Segoe UI Emoji"/>
+          <w:b/>
+          <w:bCs/>
+        </w:rPr>
+      </w:pPr>
+      <w:r>
+        <w:rPr>
+          <w:rFonts w:ascii="Segoe UI Emoji" w:hAnsi="Segoe UI Emoji" w:cs="Segoe UI Emoji"/>
+          <w:b/>
+          <w:bCs/>
+        </w:rPr>
+        <w:t>High-quality dried whole betel nuts processed from selected fruits. Undergoes strict sorting and optimal drying to ensure long shelf life and international export standards.</w:t>
       </w:r>
     </w:p>
     <w:p>
       <w:pPr>
         <w:numPr>
           <w:ilvl w:val="0"/>
-          <w:numId w:val="1"/>
+          <w:numId w:val="2"/>
         </w:numPr>
-      </w:pPr>
-      <w:r>
-        <w:t xml:space="preserve">Nama Latin: Piper nigrum </w:t>
+        <w:rPr>
+          <w:rFonts w:ascii="Segoe UI Emoji" w:hAnsi="Segoe UI Emoji" w:cs="Segoe UI Emoji"/>
+          <w:b/>
+          <w:bCs/>
+        </w:rPr>
+      </w:pPr>
+      <w:r>
+        <w:rPr>
+          <w:rFonts w:ascii="Segoe UI Emoji" w:hAnsi="Segoe UI Emoji" w:cs="Segoe UI Emoji"/>
+          <w:b/>
+          <w:bCs/>
+        </w:rPr>
+        <w:t>Moisture Content: Max 5%</w:t>
       </w:r>
     </w:p>
     <w:p>
       <w:pPr>
         <w:numPr>
           <w:ilvl w:val="0"/>
-          <w:numId w:val="1"/>
+          <w:numId w:val="3"/>
         </w:numPr>
-      </w:pPr>
-      <w:r>
-        <w:t xml:space="preserve">Asal: Lampung </w:t>
+        <w:rPr>
+          <w:rFonts w:ascii="Segoe UI Emoji" w:hAnsi="Segoe UI Emoji" w:cs="Segoe UI Emoji"/>
+          <w:b/>
+          <w:bCs/>
+        </w:rPr>
+      </w:pPr>
+      <w:r>
+        <w:rPr>
+          <w:rFonts w:ascii="Segoe UI Emoji" w:hAnsi="Segoe UI Emoji" w:cs="Segoe UI Emoji"/>
+          <w:b/>
+          <w:bCs/>
+        </w:rPr>
+        <w:t xml:space="preserve">Good Cut/Density: Min. 90% (Dense </w:t>
+      </w:r>
+      <w:proofErr w:type="spellStart"/>
+      <w:proofErr w:type="gramStart"/>
+      <w:r>
+        <w:rPr>
+          <w:rFonts w:ascii="Segoe UI Emoji" w:hAnsi="Segoe UI Emoji" w:cs="Segoe UI Emoji"/>
+          <w:b/>
+          <w:bCs/>
+        </w:rPr>
+        <w:t>seeds,not</w:t>
+      </w:r>
+      <w:proofErr w:type="spellEnd"/>
+      <w:proofErr w:type="gramEnd"/>
+      <w:r>
+        <w:rPr>
+          <w:rFonts w:ascii="Segoe UI Emoji" w:hAnsi="Segoe UI Emoji" w:cs="Segoe UI Emoji"/>
+          <w:b/>
+          <w:bCs/>
+        </w:rPr>
+        <w:t xml:space="preserve"> hollow)</w:t>
       </w:r>
     </w:p>
     <w:p>
       <w:pPr>
         <w:numPr>
           <w:ilvl w:val="0"/>
-          <w:numId w:val="1"/>
+          <w:numId w:val="4"/>
         </w:numPr>
-      </w:pPr>
-      <w:r>
-        <w:t xml:space="preserve">Grade: 550 GL </w:t>
+        <w:rPr>
+          <w:rFonts w:ascii="Segoe UI Emoji" w:hAnsi="Segoe UI Emoji" w:cs="Segoe UI Emoji"/>
+          <w:b/>
+          <w:bCs/>
+        </w:rPr>
+      </w:pPr>
+      <w:r>
+        <w:rPr>
+          <w:rFonts w:ascii="Segoe UI Emoji" w:hAnsi="Segoe UI Emoji" w:cs="Segoe UI Emoji"/>
+          <w:b/>
+          <w:bCs/>
+        </w:rPr>
+        <w:t>Fungus Free: 100% (Aflatoxin controlled)</w:t>
       </w:r>
     </w:p>
     <w:p>
       <w:pPr>
         <w:numPr>
           <w:ilvl w:val="0"/>
-          <w:numId w:val="1"/>
+          <w:numId w:val="5"/>
         </w:numPr>
-      </w:pPr>
-      <w:r>
-        <w:t xml:space="preserve">Moisture: Max 12% </w:t>
+        <w:rPr>
+          <w:rFonts w:ascii="Segoe UI Emoji" w:hAnsi="Segoe UI Emoji" w:cs="Segoe UI Emoji"/>
+          <w:b/>
+          <w:bCs/>
+        </w:rPr>
+      </w:pPr>
+      <w:r>
+        <w:rPr>
+          <w:rFonts w:ascii="Segoe UI Emoji" w:hAnsi="Segoe UI Emoji" w:cs="Segoe UI Emoji"/>
+          <w:b/>
+          <w:bCs/>
+        </w:rPr>
+        <w:t>Quality Grade: 85-90 90-95 95++ (Based on maturity)</w:t>
+      </w:r>
+    </w:p>
+    <w:p>
+      <w:pPr>
+        <w:rPr>
+          <w:rFonts w:ascii="Segoe UI Emoji" w:hAnsi="Segoe UI Emoji" w:cs="Segoe UI Emoji"/>
+          <w:b/>
+          <w:bCs/>
+        </w:rPr>
+      </w:pPr>
+      <w:r>
+        <w:rPr>
+          <w:rFonts w:ascii="Segoe UI Emoji" w:hAnsi="Segoe UI Emoji" w:cs="Segoe UI Emoji"/>
+          <w:b/>
+          <w:bCs/>
+        </w:rPr>
+        <w:lastRenderedPageBreak/>
+        <w:drawing>
+          <wp:inline distT="0" distB="0" distL="0" distR="0" wp14:anchorId="326D27BA" wp14:editId="2037A715">
+            <wp:extent cx="5730875" cy="6501949"/>
+            <wp:effectExtent l="0" t="0" r="0" b="0"/>
+            <wp:docPr id="30566573" name="Picture 15" descr="SPLIT BETEL NUT (PINANG BELAH)"/>
+            <wp:cNvGraphicFramePr>
+              <a:graphicFrameLocks xmlns:a="http://schemas.openxmlformats.org/drawingml/2006/main" noChangeAspect="1"/>
+            </wp:cNvGraphicFramePr>
+            <a:graphic xmlns:a="http://schemas.openxmlformats.org/drawingml/2006/main">
+              <a:graphicData uri="http://schemas.openxmlformats.org/drawingml/2006/picture">
+                <pic:pic xmlns:pic="http://schemas.openxmlformats.org/drawingml/2006/picture">
+                  <pic:nvPicPr>
+                    <pic:cNvPr id="0" name="Picture 42" descr="SPLIT BETEL NUT (PINANG BELAH)"/>
+                    <pic:cNvPicPr>
+                      <a:picLocks noChangeAspect="1" noChangeArrowheads="1"/>
+                    </pic:cNvPicPr>
+                  </pic:nvPicPr>
+                  <pic:blipFill>
+                    <a:blip r:embed="rId6">
+                      <a:extLst>
+                        <a:ext uri="{28A0092B-C50C-407E-A947-70E740481C1C}">
+                          <a14:useLocalDpi xmlns:a14="http://schemas.microsoft.com/office/drawing/2010/main" val="0"/>
+                        </a:ext>
+                      </a:extLst>
+                    </a:blip>
+                    <a:srcRect/>
+                    <a:stretch>
+                      <a:fillRect/>
+                    </a:stretch>
+                  </pic:blipFill>
+                  <pic:spPr bwMode="auto">
+                    <a:xfrm>
+                      <a:off x="0" y="0"/>
+                      <a:ext cx="5733927" cy="6505411"/>
+                    </a:xfrm>
+                    <a:prstGeom prst="rect">
+                      <a:avLst/>
+                    </a:prstGeom>
+                    <a:noFill/>
+                    <a:ln>
+                      <a:noFill/>
+                    </a:ln>
+                  </pic:spPr>
+                </pic:pic>
+              </a:graphicData>
+            </a:graphic>
+          </wp:inline>
+        </w:drawing>
+      </w:r>
+    </w:p>
+    <w:p>
+      <w:pPr>
+        <w:rPr>
+          <w:rFonts w:ascii="Segoe UI Emoji" w:hAnsi="Segoe UI Emoji" w:cs="Segoe UI Emoji"/>
+          <w:b/>
+          <w:bCs/>
+        </w:rPr>
+      </w:pPr>
+      <w:r>
+        <w:rPr>
+          <w:rFonts w:ascii="Segoe UI Emoji" w:hAnsi="Segoe UI Emoji" w:cs="Segoe UI Emoji"/>
+          <w:b/>
+          <w:bCs/>
+        </w:rPr>
+        <w:t>SPLIT BETEL NUT (PINANG BELAH)</w:t>
+      </w:r>
+    </w:p>
+    <w:p>
+      <w:pPr>
+        <w:rPr>
+          <w:rFonts w:ascii="Segoe UI Emoji" w:hAnsi="Segoe UI Emoji" w:cs="Segoe UI Emoji"/>
+          <w:b/>
+          <w:bCs/>
+        </w:rPr>
+      </w:pPr>
+      <w:r>
+        <w:rPr>
+          <w:rFonts w:ascii="Segoe UI Emoji" w:hAnsi="Segoe UI Emoji" w:cs="Segoe UI Emoji"/>
+          <w:b/>
+          <w:bCs/>
+        </w:rPr>
+        <w:t>Precisely split betel nuts, allowing easy internal quality verification. Perfectly suited as raw material for pharmaceutical industries and traditional consumption in global markets.</w:t>
       </w:r>
     </w:p>
     <w:p>
       <w:pPr>
         <w:numPr>
           <w:ilvl w:val="0"/>
-          <w:numId w:val="1"/>
+          <w:numId w:val="6"/>
         </w:numPr>
-      </w:pPr>
-      <w:r>
-        <w:t xml:space="preserve">Impurity: Max 1% </w:t>
+        <w:rPr>
+          <w:rFonts w:ascii="Segoe UI Emoji" w:hAnsi="Segoe UI Emoji" w:cs="Segoe UI Emoji"/>
+          <w:b/>
+          <w:bCs/>
+        </w:rPr>
+      </w:pPr>
+      <w:r>
+        <w:rPr>
+          <w:rFonts w:ascii="Segoe UI Emoji" w:hAnsi="Segoe UI Emoji" w:cs="Segoe UI Emoji"/>
+          <w:b/>
+          <w:bCs/>
+        </w:rPr>
+        <w:t>Moisture Content: 0-3% 3-5%</w:t>
       </w:r>
     </w:p>
     <w:p>
       <w:pPr>
         <w:numPr>
           <w:ilvl w:val="0"/>
-          <w:numId w:val="1"/>
+          <w:numId w:val="7"/>
         </w:numPr>
-      </w:pPr>
-      <w:r>
-        <w:t xml:space="preserve">Kemasan: 25 kg / karung </w:t>
+        <w:rPr>
+          <w:rFonts w:ascii="Segoe UI Emoji" w:hAnsi="Segoe UI Emoji" w:cs="Segoe UI Emoji"/>
+          <w:b/>
+          <w:bCs/>
+        </w:rPr>
+      </w:pPr>
+      <w:r>
+        <w:rPr>
+          <w:rFonts w:ascii="Segoe UI Emoji" w:hAnsi="Segoe UI Emoji" w:cs="Segoe UI Emoji"/>
+          <w:b/>
+          <w:bCs/>
+        </w:rPr>
+        <w:t xml:space="preserve">Good Cut/Density: Min. 90% (Dense </w:t>
+      </w:r>
+      <w:proofErr w:type="spellStart"/>
+      <w:proofErr w:type="gramStart"/>
+      <w:r>
+        <w:rPr>
+          <w:rFonts w:ascii="Segoe UI Emoji" w:hAnsi="Segoe UI Emoji" w:cs="Segoe UI Emoji"/>
+          <w:b/>
+          <w:bCs/>
+        </w:rPr>
+        <w:t>seeds,not</w:t>
+      </w:r>
+      <w:proofErr w:type="spellEnd"/>
+      <w:proofErr w:type="gramEnd"/>
+      <w:r>
+        <w:rPr>
+          <w:rFonts w:ascii="Segoe UI Emoji" w:hAnsi="Segoe UI Emoji" w:cs="Segoe UI Emoji"/>
+          <w:b/>
+          <w:bCs/>
+        </w:rPr>
+        <w:t xml:space="preserve"> hollow)</w:t>
       </w:r>
     </w:p>
     <w:p>
       <w:pPr>
         <w:numPr>
           <w:ilvl w:val="0"/>
-          <w:numId w:val="1"/>
+          <w:numId w:val="8"/>
         </w:numPr>
-      </w:pPr>
-      <w:r>
-        <w:t xml:space="preserve">Quantity: 10 ton </w:t>
+        <w:rPr>
+          <w:rFonts w:ascii="Segoe UI Emoji" w:hAnsi="Segoe UI Emoji" w:cs="Segoe UI Emoji"/>
+          <w:b/>
+          <w:bCs/>
+        </w:rPr>
+      </w:pPr>
+      <w:r>
+        <w:rPr>
+          <w:rFonts w:ascii="Segoe UI Emoji" w:hAnsi="Segoe UI Emoji" w:cs="Segoe UI Emoji"/>
+          <w:b/>
+          <w:bCs/>
+        </w:rPr>
+        <w:t>Fungus Free: 100% (Aflatoxin controlled)</w:t>
       </w:r>
     </w:p>
     <w:p>
       <w:pPr>
         <w:numPr>
           <w:ilvl w:val="0"/>
-          <w:numId w:val="1"/>
+          <w:numId w:val="9"/>
         </w:numPr>
-      </w:pPr>
-      <w:r>
-        <w:t>Shipment: FOB Tanjung Priok</w:t>
+        <w:rPr>
+          <w:rFonts w:ascii="Segoe UI Emoji" w:hAnsi="Segoe UI Emoji" w:cs="Segoe UI Emoji"/>
+          <w:b/>
+          <w:bCs/>
+        </w:rPr>
+      </w:pPr>
+      <w:r>
+        <w:rPr>
+          <w:rFonts w:ascii="Segoe UI Emoji" w:hAnsi="Segoe UI Emoji" w:cs="Segoe UI Emoji"/>
+          <w:b/>
+          <w:bCs/>
+        </w:rPr>
+        <w:t>Quality Grade: 85-90 90-95 95++ (Roasted)</w:t>
+      </w:r>
+    </w:p>
+    <w:p>
+      <w:pPr>
+        <w:rPr>
+          <w:rFonts w:ascii="Segoe UI Emoji" w:hAnsi="Segoe UI Emoji" w:cs="Segoe UI Emoji"/>
+          <w:b/>
+          <w:bCs/>
+        </w:rPr>
+      </w:pPr>
+      <w:r>
+        <w:rPr>
+          <w:rFonts w:ascii="Segoe UI Emoji" w:hAnsi="Segoe UI Emoji" w:cs="Segoe UI Emoji"/>
+          <w:b/>
+          <w:bCs/>
+        </w:rPr>
+        <w:lastRenderedPageBreak/>
+        <w:drawing>
+          <wp:inline distT="0" distB="0" distL="0" distR="0" wp14:anchorId="2099C5D7" wp14:editId="06463B27">
+            <wp:extent cx="5731510" cy="3820795"/>
+            <wp:effectExtent l="0" t="0" r="0" b="0"/>
+            <wp:docPr id="1595753740" name="Picture 14" descr="CLOVE (CENGKEH)"/>
+            <wp:cNvGraphicFramePr>
+              <a:graphicFrameLocks xmlns:a="http://schemas.openxmlformats.org/drawingml/2006/main" noChangeAspect="1"/>
+            </wp:cNvGraphicFramePr>
+            <a:graphic xmlns:a="http://schemas.openxmlformats.org/drawingml/2006/main">
+              <a:graphicData uri="http://schemas.openxmlformats.org/drawingml/2006/picture">
+                <pic:pic xmlns:pic="http://schemas.openxmlformats.org/drawingml/2006/picture">
+                  <pic:nvPicPr>
+                    <pic:cNvPr id="0" name="Picture 43" descr="CLOVE (CENGKEH)"/>
+                    <pic:cNvPicPr>
+                      <a:picLocks noChangeAspect="1" noChangeArrowheads="1"/>
+                    </pic:cNvPicPr>
+                  </pic:nvPicPr>
+                  <pic:blipFill>
+                    <a:blip r:embed="rId7" cstate="print">
+                      <a:extLst>
+                        <a:ext uri="{28A0092B-C50C-407E-A947-70E740481C1C}">
+                          <a14:useLocalDpi xmlns:a14="http://schemas.microsoft.com/office/drawing/2010/main" val="0"/>
+                        </a:ext>
+                      </a:extLst>
+                    </a:blip>
+                    <a:srcRect/>
+                    <a:stretch>
+                      <a:fillRect/>
+                    </a:stretch>
+                  </pic:blipFill>
+                  <pic:spPr bwMode="auto">
+                    <a:xfrm>
+                      <a:off x="0" y="0"/>
+                      <a:ext cx="5731510" cy="3820795"/>
+                    </a:xfrm>
+                    <a:prstGeom prst="rect">
+                      <a:avLst/>
+                    </a:prstGeom>
+                    <a:noFill/>
+                    <a:ln>
+                      <a:noFill/>
+                    </a:ln>
+                  </pic:spPr>
+                </pic:pic>
+              </a:graphicData>
+            </a:graphic>
+          </wp:inline>
+        </w:drawing>
+      </w:r>
+    </w:p>
+    <w:p>
+      <w:pPr>
+        <w:rPr>
+          <w:rFonts w:ascii="Segoe UI Emoji" w:hAnsi="Segoe UI Emoji" w:cs="Segoe UI Emoji"/>
+          <w:b/>
+          <w:bCs/>
+        </w:rPr>
+      </w:pPr>
+      <w:r>
+        <w:rPr>
+          <w:rFonts w:ascii="Segoe UI Emoji" w:hAnsi="Segoe UI Emoji" w:cs="Segoe UI Emoji"/>
+          <w:b/>
+          <w:bCs/>
+        </w:rPr>
+        <w:t>CLOVE (CENGKEH)</w:t>
+      </w:r>
+    </w:p>
+    <w:p>
+      <w:pPr>
+        <w:rPr>
+          <w:rFonts w:ascii="Segoe UI Emoji" w:hAnsi="Segoe UI Emoji" w:cs="Segoe UI Emoji"/>
+          <w:b/>
+          <w:bCs/>
+        </w:rPr>
+      </w:pPr>
+      <w:r>
+        <w:rPr>
+          <w:rFonts w:ascii="Segoe UI Emoji" w:hAnsi="Segoe UI Emoji" w:cs="Segoe UI Emoji"/>
+          <w:b/>
+          <w:bCs/>
+        </w:rPr>
+        <w:t>Premium quality dried cloves sourced from Indonesia's finest plantations. Known for their strong aroma and high essential oil content, perfect for culinary and pharmaceutical applications.</w:t>
+      </w:r>
+    </w:p>
+    <w:p>
+      <w:pPr>
+        <w:numPr>
+          <w:ilvl w:val="0"/>
+          <w:numId w:val="10"/>
+        </w:numPr>
+        <w:rPr>
+          <w:rFonts w:ascii="Segoe UI Emoji" w:hAnsi="Segoe UI Emoji" w:cs="Segoe UI Emoji"/>
+          <w:b/>
+          <w:bCs/>
+        </w:rPr>
+      </w:pPr>
+      <w:r>
+        <w:rPr>
+          <w:rFonts w:ascii="Segoe UI Emoji" w:hAnsi="Segoe UI Emoji" w:cs="Segoe UI Emoji"/>
+          <w:b/>
+          <w:bCs/>
+        </w:rPr>
+        <w:t>Moisture Content: Max 14%</w:t>
+      </w:r>
+    </w:p>
+    <w:p>
+      <w:pPr>
+        <w:numPr>
+          <w:ilvl w:val="0"/>
+          <w:numId w:val="11"/>
+        </w:numPr>
+        <w:rPr>
+          <w:rFonts w:ascii="Segoe UI Emoji" w:hAnsi="Segoe UI Emoji" w:cs="Segoe UI Emoji"/>
+          <w:b/>
+          <w:bCs/>
+        </w:rPr>
+      </w:pPr>
+      <w:r>
+        <w:rPr>
+          <w:rFonts w:ascii="Segoe UI Emoji" w:hAnsi="Segoe UI Emoji" w:cs="Segoe UI Emoji"/>
+          <w:b/>
+          <w:bCs/>
+        </w:rPr>
+        <w:t>Essential Oil Content: Min. 17%</w:t>
+      </w:r>
+    </w:p>
+    <w:p>
+      <w:pPr>
+        <w:numPr>
+          <w:ilvl w:val="0"/>
+          <w:numId w:val="12"/>
+        </w:numPr>
+        <w:rPr>
+          <w:rFonts w:ascii="Segoe UI Emoji" w:hAnsi="Segoe UI Emoji" w:cs="Segoe UI Emoji"/>
+          <w:b/>
+          <w:bCs/>
+        </w:rPr>
+      </w:pPr>
+      <w:r>
+        <w:rPr>
+          <w:rFonts w:ascii="Segoe UI Emoji" w:hAnsi="Segoe UI Emoji" w:cs="Segoe UI Emoji"/>
+          <w:b/>
+          <w:bCs/>
+        </w:rPr>
+        <w:t>Purity: 99% (Free from stems and foreign matter)</w:t>
+      </w:r>
+    </w:p>
+    <w:p>
+      <w:pPr>
+        <w:numPr>
+          <w:ilvl w:val="0"/>
+          <w:numId w:val="13"/>
+        </w:numPr>
+        <w:rPr>
+          <w:rFonts w:ascii="Segoe UI Emoji" w:hAnsi="Segoe UI Emoji" w:cs="Segoe UI Emoji"/>
+          <w:b/>
+          <w:bCs/>
+        </w:rPr>
+      </w:pPr>
+      <w:r>
+        <w:rPr>
+          <w:rFonts w:ascii="Segoe UI Emoji" w:hAnsi="Segoe UI Emoji" w:cs="Segoe UI Emoji"/>
+          <w:b/>
+          <w:bCs/>
+        </w:rPr>
+        <w:t>Quality Grade: Premium Export Grad</w:t>
+      </w:r>
+      <w:r>
+        <w:rPr>
+          <w:rFonts w:ascii="Segoe UI Emoji" w:hAnsi="Segoe UI Emoji" w:cs="Segoe UI Emoji"/>
+          <w:b/>
+          <w:bCs/>
+        </w:rPr>
+        <w:t>e</w:t>
+      </w:r>
+    </w:p>
+    <w:p>
+      <w:pPr>
+        <w:rPr>
+          <w:rFonts w:ascii="Segoe UI Emoji" w:hAnsi="Segoe UI Emoji" w:cs="Segoe UI Emoji"/>
+          <w:b/>
+          <w:bCs/>
+        </w:rPr>
+      </w:pPr>
+      <w:r>
+        <w:rPr>
+          <w:rFonts w:ascii="Segoe UI Emoji" w:hAnsi="Segoe UI Emoji" w:cs="Segoe UI Emoji"/>
+          <w:b/>
+          <w:bCs/>
+        </w:rPr>
+        <w:br w:type="page"/>
+      </w:r>
+    </w:p>
+    <w:p>
+      <w:pPr>
+        <w:rPr>
+          <w:rFonts w:ascii="Segoe UI Emoji" w:hAnsi="Segoe UI Emoji" w:cs="Segoe UI Emoji"/>
+          <w:b/>
+          <w:bCs/>
+        </w:rPr>
+      </w:pPr>
+      <w:r>
+        <w:rPr>
+          <w:rFonts w:ascii="Segoe UI Emoji" w:hAnsi="Segoe UI Emoji" w:cs="Segoe UI Emoji"/>
+          <w:b/>
+          <w:bCs/>
+        </w:rPr>
+        <w:lastRenderedPageBreak/>
+        <w:drawing>
+          <wp:inline distT="0" distB="0" distL="0" distR="0" wp14:anchorId="46479695" wp14:editId="3D353EEE">
+            <wp:extent cx="5715000" cy="4286250"/>
+            <wp:effectExtent l="0" t="0" r="0" b="0"/>
+            <wp:docPr id="1260699669" name="Picture 13" descr="LONG PEPPER (CABE JAWA)"/>
+            <wp:cNvGraphicFramePr>
+              <a:graphicFrameLocks xmlns:a="http://schemas.openxmlformats.org/drawingml/2006/main" noChangeAspect="1"/>
+            </wp:cNvGraphicFramePr>
+            <a:graphic xmlns:a="http://schemas.openxmlformats.org/drawingml/2006/main">
+              <a:graphicData uri="http://schemas.openxmlformats.org/drawingml/2006/picture">
+                <pic:pic xmlns:pic="http://schemas.openxmlformats.org/drawingml/2006/picture">
+                  <pic:nvPicPr>
+                    <pic:cNvPr id="0" name="Picture 44" descr="LONG PEPPER (CABE JAWA)"/>
+                    <pic:cNvPicPr>
+                      <a:picLocks noChangeAspect="1" noChangeArrowheads="1"/>
+                    </pic:cNvPicPr>
+                  </pic:nvPicPr>
+                  <pic:blipFill>
+                    <a:blip r:embed="rId8">
+                      <a:extLst>
+                        <a:ext uri="{28A0092B-C50C-407E-A947-70E740481C1C}">
+                          <a14:useLocalDpi xmlns:a14="http://schemas.microsoft.com/office/drawing/2010/main" val="0"/>
+                        </a:ext>
+                      </a:extLst>
+                    </a:blip>
+                    <a:srcRect/>
+                    <a:stretch>
+                      <a:fillRect/>
+                    </a:stretch>
+                  </pic:blipFill>
+                  <pic:spPr bwMode="auto">
+                    <a:xfrm>
+                      <a:off x="0" y="0"/>
+                      <a:ext cx="5715000" cy="4286250"/>
+                    </a:xfrm>
+                    <a:prstGeom prst="rect">
+                      <a:avLst/>
+                    </a:prstGeom>
+                    <a:noFill/>
+                    <a:ln>
+                      <a:noFill/>
+                    </a:ln>
+                  </pic:spPr>
+                </pic:pic>
+              </a:graphicData>
+            </a:graphic>
+          </wp:inline>
+        </w:drawing>
+      </w:r>
+    </w:p>
+    <w:p>
+      <w:pPr>
+        <w:rPr>
+          <w:rFonts w:ascii="Segoe UI Emoji" w:hAnsi="Segoe UI Emoji" w:cs="Segoe UI Emoji"/>
+          <w:b/>
+          <w:bCs/>
+        </w:rPr>
+      </w:pPr>
+      <w:r>
+        <w:rPr>
+          <w:rFonts w:ascii="Segoe UI Emoji" w:hAnsi="Segoe UI Emoji" w:cs="Segoe UI Emoji"/>
+          <w:b/>
+          <w:bCs/>
+        </w:rPr>
+        <w:t>LONG PEPPER (CABE JAWA)</w:t>
+      </w:r>
+    </w:p>
+    <w:p>
+      <w:pPr>
+        <w:rPr>
+          <w:rFonts w:ascii="Segoe UI Emoji" w:hAnsi="Segoe UI Emoji" w:cs="Segoe UI Emoji"/>
+          <w:b/>
+          <w:bCs/>
+        </w:rPr>
+      </w:pPr>
+      <w:r>
+        <w:rPr>
+          <w:rFonts w:ascii="Segoe UI Emoji" w:hAnsi="Segoe UI Emoji" w:cs="Segoe UI Emoji"/>
+          <w:b/>
+          <w:bCs/>
+        </w:rPr>
+        <w:t xml:space="preserve">Traditional Indonesian long pepper with distinctive spicy </w:t>
+      </w:r>
+      <w:proofErr w:type="spellStart"/>
+      <w:r>
+        <w:rPr>
+          <w:rFonts w:ascii="Segoe UI Emoji" w:hAnsi="Segoe UI Emoji" w:cs="Segoe UI Emoji"/>
+          <w:b/>
+          <w:bCs/>
+        </w:rPr>
+        <w:t>flavor</w:t>
+      </w:r>
+      <w:proofErr w:type="spellEnd"/>
+      <w:r>
+        <w:rPr>
+          <w:rFonts w:ascii="Segoe UI Emoji" w:hAnsi="Segoe UI Emoji" w:cs="Segoe UI Emoji"/>
+          <w:b/>
+          <w:bCs/>
+        </w:rPr>
+        <w:t>. Highly valued in traditional medicine and gourmet cuisine for its unique taste profile and health benefits.</w:t>
+      </w:r>
+    </w:p>
+    <w:p>
+      <w:pPr>
+        <w:numPr>
+          <w:ilvl w:val="0"/>
+          <w:numId w:val="14"/>
+        </w:numPr>
+        <w:rPr>
+          <w:rFonts w:ascii="Segoe UI Emoji" w:hAnsi="Segoe UI Emoji" w:cs="Segoe UI Emoji"/>
+          <w:b/>
+          <w:bCs/>
+        </w:rPr>
+      </w:pPr>
+      <w:r>
+        <w:rPr>
+          <w:rFonts w:ascii="Segoe UI Emoji" w:hAnsi="Segoe UI Emoji" w:cs="Segoe UI Emoji"/>
+          <w:b/>
+          <w:bCs/>
+        </w:rPr>
+        <w:t>Moisture Content: Max 12%</w:t>
+      </w:r>
+    </w:p>
+    <w:p>
+      <w:pPr>
+        <w:numPr>
+          <w:ilvl w:val="0"/>
+          <w:numId w:val="15"/>
+        </w:numPr>
+        <w:rPr>
+          <w:rFonts w:ascii="Segoe UI Emoji" w:hAnsi="Segoe UI Emoji" w:cs="Segoe UI Emoji"/>
+          <w:b/>
+          <w:bCs/>
+        </w:rPr>
+      </w:pPr>
+      <w:r>
+        <w:rPr>
+          <w:rFonts w:ascii="Segoe UI Emoji" w:hAnsi="Segoe UI Emoji" w:cs="Segoe UI Emoji"/>
+          <w:b/>
+          <w:bCs/>
+        </w:rPr>
+        <w:t>Piperine Content: Min. 4%</w:t>
+      </w:r>
+    </w:p>
+    <w:p>
+      <w:pPr>
+        <w:numPr>
+          <w:ilvl w:val="0"/>
+          <w:numId w:val="16"/>
+        </w:numPr>
+        <w:rPr>
+          <w:rFonts w:ascii="Segoe UI Emoji" w:hAnsi="Segoe UI Emoji" w:cs="Segoe UI Emoji"/>
+          <w:b/>
+          <w:bCs/>
+        </w:rPr>
+      </w:pPr>
+      <w:r>
+        <w:rPr>
+          <w:rFonts w:ascii="Segoe UI Emoji" w:hAnsi="Segoe UI Emoji" w:cs="Segoe UI Emoji"/>
+          <w:b/>
+          <w:bCs/>
+        </w:rPr>
+        <w:t>Length: 2-5 cm (Premium grade)</w:t>
+      </w:r>
+    </w:p>
+    <w:p>
+      <w:pPr>
+        <w:numPr>
+          <w:ilvl w:val="0"/>
+          <w:numId w:val="17"/>
+        </w:numPr>
+        <w:rPr>
+          <w:rFonts w:ascii="Segoe UI Emoji" w:hAnsi="Segoe UI Emoji" w:cs="Segoe UI Emoji"/>
+          <w:b/>
+          <w:bCs/>
+        </w:rPr>
+      </w:pPr>
+      <w:r>
+        <w:rPr>
+          <w:rFonts w:ascii="Segoe UI Emoji" w:hAnsi="Segoe UI Emoji" w:cs="Segoe UI Emoji"/>
+          <w:b/>
+          <w:bCs/>
+        </w:rPr>
+        <w:t>Quality Grade: Export Standard</w:t>
+      </w:r>
+    </w:p>
+    <w:p>
+      <w:pPr>
+        <w:rPr>
+          <w:rFonts w:ascii="Segoe UI Emoji" w:hAnsi="Segoe UI Emoji" w:cs="Segoe UI Emoji"/>
+          <w:b/>
+          <w:bCs/>
+        </w:rPr>
+      </w:pPr>
+      <w:r>
+        <w:rPr>
+          <w:rFonts w:ascii="Segoe UI Emoji" w:hAnsi="Segoe UI Emoji" w:cs="Segoe UI Emoji"/>
+          <w:b/>
+          <w:bCs/>
+        </w:rPr>
+        <w:br w:type="page"/>
+      </w:r>
+    </w:p>
+    <w:p>
+      <w:pPr>
+        <w:rPr>
+          <w:rFonts w:ascii="Segoe UI Emoji" w:hAnsi="Segoe UI Emoji" w:cs="Segoe UI Emoji"/>
+          <w:b/>
+          <w:bCs/>
+        </w:rPr>
+      </w:pPr>
+      <w:r>
+        <w:rPr>
+          <w:rFonts w:ascii="Segoe UI Emoji" w:hAnsi="Segoe UI Emoji" w:cs="Segoe UI Emoji"/>
+          <w:b/>
+          <w:bCs/>
+        </w:rPr>
+        <w:lastRenderedPageBreak/>
+        <w:drawing>
+          <wp:inline distT="0" distB="0" distL="0" distR="0" wp14:anchorId="4368A4ED" wp14:editId="25BE0804">
+            <wp:extent cx="5731510" cy="3820795"/>
+            <wp:effectExtent l="0" t="0" r="0" b="0"/>
+            <wp:docPr id="1249175132" name="Picture 12" descr="NUTMEG (BUAH PALA)"/>
+            <wp:cNvGraphicFramePr>
+              <a:graphicFrameLocks xmlns:a="http://schemas.openxmlformats.org/drawingml/2006/main" noChangeAspect="1"/>
+            </wp:cNvGraphicFramePr>
+            <a:graphic xmlns:a="http://schemas.openxmlformats.org/drawingml/2006/main">
+              <a:graphicData uri="http://schemas.openxmlformats.org/drawingml/2006/picture">
+                <pic:pic xmlns:pic="http://schemas.openxmlformats.org/drawingml/2006/picture">
+                  <pic:nvPicPr>
+                    <pic:cNvPr id="0" name="Picture 45" descr="NUTMEG (BUAH PALA)"/>
+                    <pic:cNvPicPr>
+                      <a:picLocks noChangeAspect="1" noChangeArrowheads="1"/>
+                    </pic:cNvPicPr>
+                  </pic:nvPicPr>
+                  <pic:blipFill>
+                    <a:blip r:embed="rId9" cstate="print">
+                      <a:extLst>
+                        <a:ext uri="{28A0092B-C50C-407E-A947-70E740481C1C}">
+                          <a14:useLocalDpi xmlns:a14="http://schemas.microsoft.com/office/drawing/2010/main" val="0"/>
+                        </a:ext>
+                      </a:extLst>
+                    </a:blip>
+                    <a:srcRect/>
+                    <a:stretch>
+                      <a:fillRect/>
+                    </a:stretch>
+                  </pic:blipFill>
+                  <pic:spPr bwMode="auto">
+                    <a:xfrm>
+                      <a:off x="0" y="0"/>
+                      <a:ext cx="5731510" cy="3820795"/>
+                    </a:xfrm>
+                    <a:prstGeom prst="rect">
+                      <a:avLst/>
+                    </a:prstGeom>
+                    <a:noFill/>
+                    <a:ln>
+                      <a:noFill/>
+                    </a:ln>
+                  </pic:spPr>
+                </pic:pic>
+              </a:graphicData>
+            </a:graphic>
+          </wp:inline>
+        </w:drawing>
+      </w:r>
+    </w:p>
+    <w:p>
+      <w:pPr>
+        <w:rPr>
+          <w:rFonts w:ascii="Segoe UI Emoji" w:hAnsi="Segoe UI Emoji" w:cs="Segoe UI Emoji"/>
+          <w:b/>
+          <w:bCs/>
+        </w:rPr>
+      </w:pPr>
+      <w:r>
+        <w:rPr>
+          <w:rFonts w:ascii="Segoe UI Emoji" w:hAnsi="Segoe UI Emoji" w:cs="Segoe UI Emoji"/>
+          <w:b/>
+          <w:bCs/>
+        </w:rPr>
+        <w:t>NUTMEG (BUAH PALA)</w:t>
+      </w:r>
+    </w:p>
+    <w:p>
+      <w:pPr>
+        <w:rPr>
+          <w:rFonts w:ascii="Segoe UI Emoji" w:hAnsi="Segoe UI Emoji" w:cs="Segoe UI Emoji"/>
+          <w:b/>
+          <w:bCs/>
+        </w:rPr>
+      </w:pPr>
+      <w:r>
+        <w:rPr>
+          <w:rFonts w:ascii="Segoe UI Emoji" w:hAnsi="Segoe UI Emoji" w:cs="Segoe UI Emoji"/>
+          <w:b/>
+          <w:bCs/>
+        </w:rPr>
+        <w:t>Whole dried nutmeg from premium Indonesian plantations. Rich in essential oils and aromatic compounds, ideal for spice trade and food processing industries.</w:t>
+      </w:r>
+    </w:p>
+    <w:p>
+      <w:pPr>
+        <w:numPr>
+          <w:ilvl w:val="0"/>
+          <w:numId w:val="18"/>
+        </w:numPr>
+        <w:rPr>
+          <w:rFonts w:ascii="Segoe UI Emoji" w:hAnsi="Segoe UI Emoji" w:cs="Segoe UI Emoji"/>
+          <w:b/>
+          <w:bCs/>
+        </w:rPr>
+      </w:pPr>
+      <w:r>
+        <w:rPr>
+          <w:rFonts w:ascii="Segoe UI Emoji" w:hAnsi="Segoe UI Emoji" w:cs="Segoe UI Emoji"/>
+          <w:b/>
+          <w:bCs/>
+        </w:rPr>
+        <w:t>Moisture Content: Max 10%</w:t>
+      </w:r>
+    </w:p>
+    <w:p>
+      <w:pPr>
+        <w:numPr>
+          <w:ilvl w:val="0"/>
+          <w:numId w:val="19"/>
+        </w:numPr>
+        <w:rPr>
+          <w:rFonts w:ascii="Segoe UI Emoji" w:hAnsi="Segoe UI Emoji" w:cs="Segoe UI Emoji"/>
+          <w:b/>
+          <w:bCs/>
+        </w:rPr>
+      </w:pPr>
+      <w:r>
+        <w:rPr>
+          <w:rFonts w:ascii="Segoe UI Emoji" w:hAnsi="Segoe UI Emoji" w:cs="Segoe UI Emoji"/>
+          <w:b/>
+          <w:bCs/>
+        </w:rPr>
+        <w:t>Essential Oil Content: Min. 8%</w:t>
+      </w:r>
+    </w:p>
+    <w:p>
+      <w:pPr>
+        <w:numPr>
+          <w:ilvl w:val="0"/>
+          <w:numId w:val="20"/>
+        </w:numPr>
+        <w:rPr>
+          <w:rFonts w:ascii="Segoe UI Emoji" w:hAnsi="Segoe UI Emoji" w:cs="Segoe UI Emoji"/>
+          <w:b/>
+          <w:bCs/>
+        </w:rPr>
+      </w:pPr>
+      <w:r>
+        <w:rPr>
+          <w:rFonts w:ascii="Segoe UI Emoji" w:hAnsi="Segoe UI Emoji" w:cs="Segoe UI Emoji"/>
+          <w:b/>
+          <w:bCs/>
+        </w:rPr>
+        <w:t>Size: 110-120 pieces per kg</w:t>
+      </w:r>
+    </w:p>
+    <w:p>
+      <w:pPr>
+        <w:numPr>
+          <w:ilvl w:val="0"/>
+          <w:numId w:val="21"/>
+        </w:numPr>
+        <w:rPr>
+          <w:rFonts w:ascii="Segoe UI Emoji" w:hAnsi="Segoe UI Emoji" w:cs="Segoe UI Emoji"/>
+          <w:b/>
+          <w:bCs/>
+        </w:rPr>
+      </w:pPr>
+      <w:r>
+        <w:rPr>
+          <w:rFonts w:ascii="Segoe UI Emoji" w:hAnsi="Segoe UI Emoji" w:cs="Segoe UI Emoji"/>
+          <w:b/>
+          <w:bCs/>
+        </w:rPr>
+        <w:t>Quality Grade: ABCD Grade Available</w:t>
+      </w:r>
+    </w:p>
+    <w:p>
+      <w:pPr>
+        <w:rPr>
+          <w:rFonts w:ascii="Segoe UI Emoji" w:hAnsi="Segoe UI Emoji" w:cs="Segoe UI Emoji"/>
+          <w:b/>
+          <w:bCs/>
+        </w:rPr>
+      </w:pPr>
+      <w:r>
+        <w:rPr>
+          <w:rFonts w:ascii="Segoe UI Emoji" w:hAnsi="Segoe UI Emoji" w:cs="Segoe UI Emoji"/>
+          <w:b/>
+          <w:bCs/>
+        </w:rPr>
+        <w:br w:type="page"/>
+      </w:r>
+    </w:p>
+    <w:p>
+      <w:pPr>
+        <w:rPr>
+          <w:rFonts w:ascii="Segoe UI Emoji" w:hAnsi="Segoe UI Emoji" w:cs="Segoe UI Emoji"/>
+          <w:b/>
+          <w:bCs/>
+        </w:rPr>
+      </w:pPr>
+      <w:r>
+        <w:rPr>
+          <w:rFonts w:ascii="Segoe UI Emoji" w:hAnsi="Segoe UI Emoji" w:cs="Segoe UI Emoji"/>
+          <w:b/>
+          <w:bCs/>
+        </w:rPr>
+        <w:lastRenderedPageBreak/>
+        <w:drawing>
+          <wp:inline distT="0" distB="0" distL="0" distR="0" wp14:anchorId="208BE6ED" wp14:editId="6CC23D35">
+            <wp:extent cx="5731510" cy="3458845"/>
+            <wp:effectExtent l="0" t="0" r="0" b="0"/>
+            <wp:docPr id="516886836" name="Picture 11" descr="MACE (BUNGA PALA)"/>
+            <wp:cNvGraphicFramePr>
+              <a:graphicFrameLocks xmlns:a="http://schemas.openxmlformats.org/drawingml/2006/main" noChangeAspect="1"/>
+            </wp:cNvGraphicFramePr>
+            <a:graphic xmlns:a="http://schemas.openxmlformats.org/drawingml/2006/main">
+              <a:graphicData uri="http://schemas.openxmlformats.org/drawingml/2006/picture">
+                <pic:pic xmlns:pic="http://schemas.openxmlformats.org/drawingml/2006/picture">
+                  <pic:nvPicPr>
+                    <pic:cNvPr id="0" name="Picture 46" descr="MACE (BUNGA PALA)"/>
+                    <pic:cNvPicPr>
+                      <a:picLocks noChangeAspect="1" noChangeArrowheads="1"/>
+                    </pic:cNvPicPr>
+                  </pic:nvPicPr>
+                  <pic:blipFill>
+                    <a:blip r:embed="rId10">
+                      <a:extLst>
+                        <a:ext uri="{28A0092B-C50C-407E-A947-70E740481C1C}">
+                          <a14:useLocalDpi xmlns:a14="http://schemas.microsoft.com/office/drawing/2010/main" val="0"/>
+                        </a:ext>
+                      </a:extLst>
+                    </a:blip>
+                    <a:srcRect/>
+                    <a:stretch>
+                      <a:fillRect/>
+                    </a:stretch>
+                  </pic:blipFill>
+                  <pic:spPr bwMode="auto">
+                    <a:xfrm>
+                      <a:off x="0" y="0"/>
+                      <a:ext cx="5731510" cy="3458845"/>
+                    </a:xfrm>
+                    <a:prstGeom prst="rect">
+                      <a:avLst/>
+                    </a:prstGeom>
+                    <a:noFill/>
+                    <a:ln>
+                      <a:noFill/>
+                    </a:ln>
+                  </pic:spPr>
+                </pic:pic>
+              </a:graphicData>
+            </a:graphic>
+          </wp:inline>
+        </w:drawing>
+      </w:r>
+    </w:p>
+    <w:p>
+      <w:pPr>
+        <w:rPr>
+          <w:rFonts w:ascii="Segoe UI Emoji" w:hAnsi="Segoe UI Emoji" w:cs="Segoe UI Emoji"/>
+          <w:b/>
+          <w:bCs/>
+        </w:rPr>
+      </w:pPr>
+      <w:r>
+        <w:rPr>
+          <w:rFonts w:ascii="Segoe UI Emoji" w:hAnsi="Segoe UI Emoji" w:cs="Segoe UI Emoji"/>
+          <w:b/>
+          <w:bCs/>
+        </w:rPr>
+        <w:t>MACE (BUNGA PALA)</w:t>
+      </w:r>
+    </w:p>
+    <w:p>
+      <w:pPr>
+        <w:rPr>
+          <w:rFonts w:ascii="Segoe UI Emoji" w:hAnsi="Segoe UI Emoji" w:cs="Segoe UI Emoji"/>
+          <w:b/>
+          <w:bCs/>
+        </w:rPr>
+      </w:pPr>
+      <w:r>
+        <w:rPr>
+          <w:rFonts w:ascii="Segoe UI Emoji" w:hAnsi="Segoe UI Emoji" w:cs="Segoe UI Emoji"/>
+          <w:b/>
+          <w:bCs/>
+        </w:rPr>
+        <w:t xml:space="preserve">Premium dried mace, the delicate outer covering of nutmeg. Prized for its subtle </w:t>
+      </w:r>
+      <w:proofErr w:type="spellStart"/>
+      <w:r>
+        <w:rPr>
+          <w:rFonts w:ascii="Segoe UI Emoji" w:hAnsi="Segoe UI Emoji" w:cs="Segoe UI Emoji"/>
+          <w:b/>
+          <w:bCs/>
+        </w:rPr>
+        <w:t>flavor</w:t>
+      </w:r>
+      <w:proofErr w:type="spellEnd"/>
+      <w:r>
+        <w:rPr>
+          <w:rFonts w:ascii="Segoe UI Emoji" w:hAnsi="Segoe UI Emoji" w:cs="Segoe UI Emoji"/>
+          <w:b/>
+          <w:bCs/>
+        </w:rPr>
+        <w:t xml:space="preserve"> and vibrant </w:t>
+      </w:r>
+      <w:proofErr w:type="spellStart"/>
+      <w:r>
+        <w:rPr>
+          <w:rFonts w:ascii="Segoe UI Emoji" w:hAnsi="Segoe UI Emoji" w:cs="Segoe UI Emoji"/>
+          <w:b/>
+          <w:bCs/>
+        </w:rPr>
+        <w:t>color</w:t>
+      </w:r>
+      <w:proofErr w:type="spellEnd"/>
+      <w:r>
+        <w:rPr>
+          <w:rFonts w:ascii="Segoe UI Emoji" w:hAnsi="Segoe UI Emoji" w:cs="Segoe UI Emoji"/>
+          <w:b/>
+          <w:bCs/>
+        </w:rPr>
+        <w:t>, essential for high-end culinary applications.</w:t>
+      </w:r>
+    </w:p>
+    <w:p>
+      <w:pPr>
+        <w:numPr>
+          <w:ilvl w:val="0"/>
+          <w:numId w:val="22"/>
+        </w:numPr>
+        <w:rPr>
+          <w:rFonts w:ascii="Segoe UI Emoji" w:hAnsi="Segoe UI Emoji" w:cs="Segoe UI Emoji"/>
+          <w:b/>
+          <w:bCs/>
+        </w:rPr>
+      </w:pPr>
+      <w:r>
+        <w:rPr>
+          <w:rFonts w:ascii="Segoe UI Emoji" w:hAnsi="Segoe UI Emoji" w:cs="Segoe UI Emoji"/>
+          <w:b/>
+          <w:bCs/>
+        </w:rPr>
+        <w:t>Moisture Content: Max 12%</w:t>
+      </w:r>
+    </w:p>
+    <w:p>
+      <w:pPr>
+        <w:numPr>
+          <w:ilvl w:val="0"/>
+          <w:numId w:val="23"/>
+        </w:numPr>
+        <w:rPr>
+          <w:rFonts w:ascii="Segoe UI Emoji" w:hAnsi="Segoe UI Emoji" w:cs="Segoe UI Emoji"/>
+          <w:b/>
+          <w:bCs/>
+        </w:rPr>
+      </w:pPr>
+      <w:proofErr w:type="spellStart"/>
+      <w:r>
+        <w:rPr>
+          <w:rFonts w:ascii="Segoe UI Emoji" w:hAnsi="Segoe UI Emoji" w:cs="Segoe UI Emoji"/>
+          <w:b/>
+          <w:bCs/>
+        </w:rPr>
+        <w:t>Color</w:t>
+      </w:r>
+      <w:proofErr w:type="spellEnd"/>
+      <w:r>
+        <w:rPr>
+          <w:rFonts w:ascii="Segoe UI Emoji" w:hAnsi="Segoe UI Emoji" w:cs="Segoe UI Emoji"/>
+          <w:b/>
+          <w:bCs/>
+        </w:rPr>
+        <w:t xml:space="preserve">: Bright </w:t>
+      </w:r>
+      <w:proofErr w:type="gramStart"/>
+      <w:r>
+        <w:rPr>
+          <w:rFonts w:ascii="Segoe UI Emoji" w:hAnsi="Segoe UI Emoji" w:cs="Segoe UI Emoji"/>
+          <w:b/>
+          <w:bCs/>
+        </w:rPr>
+        <w:t>Orange-Red</w:t>
+      </w:r>
+      <w:proofErr w:type="gramEnd"/>
+    </w:p>
+    <w:p>
+      <w:pPr>
+        <w:numPr>
+          <w:ilvl w:val="0"/>
+          <w:numId w:val="24"/>
+        </w:numPr>
+        <w:rPr>
+          <w:rFonts w:ascii="Segoe UI Emoji" w:hAnsi="Segoe UI Emoji" w:cs="Segoe UI Emoji"/>
+          <w:b/>
+          <w:bCs/>
+        </w:rPr>
+      </w:pPr>
+      <w:r>
+        <w:rPr>
+          <w:rFonts w:ascii="Segoe UI Emoji" w:hAnsi="Segoe UI Emoji" w:cs="Segoe UI Emoji"/>
+          <w:b/>
+          <w:bCs/>
+        </w:rPr>
+        <w:t>Essential Oil Content: Min. 10%</w:t>
+      </w:r>
+    </w:p>
+    <w:p>
+      <w:pPr>
+        <w:numPr>
+          <w:ilvl w:val="0"/>
+          <w:numId w:val="25"/>
+        </w:numPr>
+        <w:rPr>
+          <w:rFonts w:ascii="Segoe UI Emoji" w:hAnsi="Segoe UI Emoji" w:cs="Segoe UI Emoji"/>
+          <w:b/>
+          <w:bCs/>
+        </w:rPr>
+      </w:pPr>
+      <w:r>
+        <w:rPr>
+          <w:rFonts w:ascii="Segoe UI Emoji" w:hAnsi="Segoe UI Emoji" w:cs="Segoe UI Emoji"/>
+          <w:b/>
+          <w:bCs/>
+        </w:rPr>
+        <w:t>Quality Grade: Whole Blade Premium</w:t>
+      </w:r>
+    </w:p>
+    <w:p>
+      <w:pPr>
+        <w:rPr>
+          <w:rFonts w:ascii="Segoe UI Emoji" w:hAnsi="Segoe UI Emoji" w:cs="Segoe UI Emoji"/>
+          <w:b/>
+          <w:bCs/>
+        </w:rPr>
+      </w:pPr>
+      <w:r>
+        <w:rPr>
+          <w:rFonts w:ascii="Segoe UI Emoji" w:hAnsi="Segoe UI Emoji" w:cs="Segoe UI Emoji"/>
+          <w:b/>
+          <w:bCs/>
+        </w:rPr>
+        <w:br w:type="page"/>
+      </w:r>
+    </w:p>
+    <w:p>
+      <w:pPr>
+        <w:rPr>
+          <w:rFonts w:ascii="Segoe UI Emoji" w:hAnsi="Segoe UI Emoji" w:cs="Segoe UI Emoji"/>
+          <w:b/>
+          <w:bCs/>
+        </w:rPr>
+      </w:pPr>
+      <w:r>
+        <w:rPr>
+          <w:rFonts w:ascii="Segoe UI Emoji" w:hAnsi="Segoe UI Emoji" w:cs="Segoe UI Emoji"/>
+          <w:b/>
+          <w:bCs/>
+        </w:rPr>
+        <w:lastRenderedPageBreak/>
+        <w:drawing>
+          <wp:inline distT="0" distB="0" distL="0" distR="0" wp14:anchorId="3226C8DF" wp14:editId="688DDF57">
+            <wp:extent cx="5177118" cy="3555038"/>
+            <wp:effectExtent l="0" t="0" r="0" b="0"/>
+            <wp:docPr id="2142690474" name="Picture 10" descr="CUBEB PEPPER (KEMUKUS)"/>
+            <wp:cNvGraphicFramePr>
+              <a:graphicFrameLocks xmlns:a="http://schemas.openxmlformats.org/drawingml/2006/main" noChangeAspect="1"/>
+            </wp:cNvGraphicFramePr>
+            <a:graphic xmlns:a="http://schemas.openxmlformats.org/drawingml/2006/main">
+              <a:graphicData uri="http://schemas.openxmlformats.org/drawingml/2006/picture">
+                <pic:pic xmlns:pic="http://schemas.openxmlformats.org/drawingml/2006/picture">
+                  <pic:nvPicPr>
+                    <pic:cNvPr id="0" name="Picture 47" descr="CUBEB PEPPER (KEMUKUS)"/>
+                    <pic:cNvPicPr>
+                      <a:picLocks noChangeAspect="1" noChangeArrowheads="1"/>
+                    </pic:cNvPicPr>
+                  </pic:nvPicPr>
+                  <pic:blipFill>
+                    <a:blip r:embed="rId11" cstate="print">
+                      <a:extLst>
+                        <a:ext uri="{28A0092B-C50C-407E-A947-70E740481C1C}">
+                          <a14:useLocalDpi xmlns:a14="http://schemas.microsoft.com/office/drawing/2010/main" val="0"/>
+                        </a:ext>
+                      </a:extLst>
+                    </a:blip>
+                    <a:srcRect/>
+                    <a:stretch>
+                      <a:fillRect/>
+                    </a:stretch>
+                  </pic:blipFill>
+                  <pic:spPr bwMode="auto">
+                    <a:xfrm>
+                      <a:off x="0" y="0"/>
+                      <a:ext cx="5190909" cy="3564508"/>
+                    </a:xfrm>
+                    <a:prstGeom prst="rect">
+                      <a:avLst/>
+                    </a:prstGeom>
+                    <a:noFill/>
+                    <a:ln>
+                      <a:noFill/>
+                    </a:ln>
+                  </pic:spPr>
+                </pic:pic>
+              </a:graphicData>
+            </a:graphic>
+          </wp:inline>
+        </w:drawing>
+      </w:r>
+    </w:p>
+    <w:p>
+      <w:pPr>
+        <w:rPr>
+          <w:rFonts w:ascii="Segoe UI Emoji" w:hAnsi="Segoe UI Emoji" w:cs="Segoe UI Emoji"/>
+          <w:b/>
+          <w:bCs/>
+        </w:rPr>
+      </w:pPr>
+      <w:r>
+        <w:rPr>
+          <w:rFonts w:ascii="Segoe UI Emoji" w:hAnsi="Segoe UI Emoji" w:cs="Segoe UI Emoji"/>
+          <w:b/>
+          <w:bCs/>
+        </w:rPr>
+        <w:t>CUBEB PEPPER (KEMUKUS)</w:t>
+      </w:r>
+    </w:p>
+    <w:p>
+      <w:pPr>
+        <w:rPr>
+          <w:rFonts w:ascii="Segoe UI Emoji" w:hAnsi="Segoe UI Emoji" w:cs="Segoe UI Emoji"/>
+          <w:b/>
+          <w:bCs/>
+        </w:rPr>
+      </w:pPr>
+      <w:r>
+        <w:rPr>
+          <w:rFonts w:ascii="Segoe UI Emoji" w:hAnsi="Segoe UI Emoji" w:cs="Segoe UI Emoji"/>
+          <w:b/>
+          <w:bCs/>
+        </w:rPr>
+        <w:t xml:space="preserve">Rare Indonesian cubeb pepper with distinctive tail and complex </w:t>
+      </w:r>
+      <w:proofErr w:type="spellStart"/>
+      <w:r>
+        <w:rPr>
+          <w:rFonts w:ascii="Segoe UI Emoji" w:hAnsi="Segoe UI Emoji" w:cs="Segoe UI Emoji"/>
+          <w:b/>
+          <w:bCs/>
+        </w:rPr>
+        <w:t>flavor</w:t>
+      </w:r>
+      <w:proofErr w:type="spellEnd"/>
+      <w:r>
+        <w:rPr>
+          <w:rFonts w:ascii="Segoe UI Emoji" w:hAnsi="Segoe UI Emoji" w:cs="Segoe UI Emoji"/>
+          <w:b/>
+          <w:bCs/>
+        </w:rPr>
+        <w:t xml:space="preserve"> profile. Sought after for specialty spice blends and traditional medicine applications.</w:t>
+      </w:r>
+    </w:p>
+    <w:p>
+      <w:pPr>
+        <w:numPr>
+          <w:ilvl w:val="0"/>
+          <w:numId w:val="26"/>
+        </w:numPr>
+        <w:rPr>
+          <w:rFonts w:ascii="Segoe UI Emoji" w:hAnsi="Segoe UI Emoji" w:cs="Segoe UI Emoji"/>
+          <w:b/>
+          <w:bCs/>
+        </w:rPr>
+      </w:pPr>
+      <w:r>
+        <w:rPr>
+          <w:rFonts w:ascii="Segoe UI Emoji" w:hAnsi="Segoe UI Emoji" w:cs="Segoe UI Emoji"/>
+          <w:b/>
+          <w:bCs/>
+        </w:rPr>
+        <w:t>Moisture Content: Max 13%</w:t>
+      </w:r>
+    </w:p>
+    <w:p>
+      <w:pPr>
+        <w:numPr>
+          <w:ilvl w:val="0"/>
+          <w:numId w:val="27"/>
+        </w:numPr>
+        <w:rPr>
+          <w:rFonts w:ascii="Segoe UI Emoji" w:hAnsi="Segoe UI Emoji" w:cs="Segoe UI Emoji"/>
+          <w:b/>
+          <w:bCs/>
+        </w:rPr>
+      </w:pPr>
+      <w:r>
+        <w:rPr>
+          <w:rFonts w:ascii="Segoe UI Emoji" w:hAnsi="Segoe UI Emoji" w:cs="Segoe UI Emoji"/>
+          <w:b/>
+          <w:bCs/>
+        </w:rPr>
+        <w:t>Essential Oil Content: Min. 10%</w:t>
+      </w:r>
+    </w:p>
+    <w:p>
+      <w:pPr>
+        <w:numPr>
+          <w:ilvl w:val="0"/>
+          <w:numId w:val="28"/>
+        </w:numPr>
+        <w:rPr>
+          <w:rFonts w:ascii="Segoe UI Emoji" w:hAnsi="Segoe UI Emoji" w:cs="Segoe UI Emoji"/>
+          <w:b/>
+          <w:bCs/>
+        </w:rPr>
+      </w:pPr>
+      <w:r>
+        <w:rPr>
+          <w:rFonts w:ascii="Segoe UI Emoji" w:hAnsi="Segoe UI Emoji" w:cs="Segoe UI Emoji"/>
+          <w:b/>
+          <w:bCs/>
+        </w:rPr>
+        <w:t>Purity: 98% (With characteristic tail)</w:t>
+      </w:r>
+    </w:p>
+    <w:p>
+      <w:pPr>
+        <w:numPr>
+          <w:ilvl w:val="0"/>
+          <w:numId w:val="29"/>
+        </w:numPr>
+        <w:rPr>
+          <w:rFonts w:ascii="Segoe UI Emoji" w:hAnsi="Segoe UI Emoji" w:cs="Segoe UI Emoji"/>
+          <w:b/>
+          <w:bCs/>
+        </w:rPr>
+      </w:pPr>
+      <w:r>
+        <w:rPr>
+          <w:rFonts w:ascii="Segoe UI Emoji" w:hAnsi="Segoe UI Emoji" w:cs="Segoe UI Emoji"/>
+          <w:b/>
+          <w:bCs/>
+        </w:rPr>
+        <w:t>Quality Grade: Premium Wild Harvest</w:t>
+      </w:r>
+    </w:p>
+    <w:p>
+      <w:pPr>
+        <w:rPr>
+          <w:rFonts w:ascii="Segoe UI Emoji" w:hAnsi="Segoe UI Emoji" w:cs="Segoe UI Emoji"/>
+          <w:b/>
+          <w:bCs/>
+        </w:rPr>
+      </w:pPr>
+      <w:r>
+        <w:rPr>
+          <w:rFonts w:ascii="Segoe UI Emoji" w:hAnsi="Segoe UI Emoji" w:cs="Segoe UI Emoji"/>
+          <w:b/>
+          <w:bCs/>
+        </w:rPr>
+        <w:br w:type="page"/>
+      </w:r>
+    </w:p>
+    <w:p>
+      <w:pPr>
+        <w:rPr>
+          <w:rFonts w:ascii="Segoe UI Emoji" w:hAnsi="Segoe UI Emoji" w:cs="Segoe UI Emoji"/>
+          <w:b/>
+          <w:bCs/>
+        </w:rPr>
+      </w:pPr>
+      <w:r>
+        <w:rPr>
+          <w:rFonts w:ascii="Segoe UI Emoji" w:hAnsi="Segoe UI Emoji" w:cs="Segoe UI Emoji"/>
+          <w:b/>
+          <w:bCs/>
+        </w:rPr>
+        <w:lastRenderedPageBreak/>
+        <w:drawing>
+          <wp:inline distT="0" distB="0" distL="0" distR="0" wp14:anchorId="14F4E463" wp14:editId="11009AAC">
+            <wp:extent cx="5731510" cy="3818890"/>
+            <wp:effectExtent l="0" t="0" r="0" b="0"/>
+            <wp:docPr id="784668567" name="Picture 9" descr="OTHER SPICES (ETC)"/>
+            <wp:cNvGraphicFramePr>
+              <a:graphicFrameLocks xmlns:a="http://schemas.openxmlformats.org/drawingml/2006/main" noChangeAspect="1"/>
+            </wp:cNvGraphicFramePr>
+            <a:graphic xmlns:a="http://schemas.openxmlformats.org/drawingml/2006/main">
+              <a:graphicData uri="http://schemas.openxmlformats.org/drawingml/2006/picture">
+                <pic:pic xmlns:pic="http://schemas.openxmlformats.org/drawingml/2006/picture">
+                  <pic:nvPicPr>
+                    <pic:cNvPr id="0" name="Picture 48" descr="OTHER SPICES (ETC)"/>
+                    <pic:cNvPicPr>
+                      <a:picLocks noChangeAspect="1" noChangeArrowheads="1"/>
+                    </pic:cNvPicPr>
+                  </pic:nvPicPr>
+                  <pic:blipFill>
+                    <a:blip r:embed="rId12">
+                      <a:extLst>
+                        <a:ext uri="{28A0092B-C50C-407E-A947-70E740481C1C}">
+                          <a14:useLocalDpi xmlns:a14="http://schemas.microsoft.com/office/drawing/2010/main" val="0"/>
+                        </a:ext>
+                      </a:extLst>
+                    </a:blip>
+                    <a:srcRect/>
+                    <a:stretch>
+                      <a:fillRect/>
+                    </a:stretch>
+                  </pic:blipFill>
+                  <pic:spPr bwMode="auto">
+                    <a:xfrm>
+                      <a:off x="0" y="0"/>
+                      <a:ext cx="5731510" cy="3818890"/>
+                    </a:xfrm>
+                    <a:prstGeom prst="rect">
+                      <a:avLst/>
+                    </a:prstGeom>
+                    <a:noFill/>
+                    <a:ln>
+                      <a:noFill/>
+                    </a:ln>
+                  </pic:spPr>
+                </pic:pic>
+              </a:graphicData>
+            </a:graphic>
+          </wp:inline>
+        </w:drawing>
+      </w:r>
+    </w:p>
+    <w:p>
+      <w:pPr>
+        <w:rPr>
+          <w:rFonts w:ascii="Segoe UI Emoji" w:hAnsi="Segoe UI Emoji" w:cs="Segoe UI Emoji"/>
+          <w:b/>
+          <w:bCs/>
+        </w:rPr>
+      </w:pPr>
+      <w:r>
+        <w:rPr>
+          <w:rFonts w:ascii="Segoe UI Emoji" w:hAnsi="Segoe UI Emoji" w:cs="Segoe UI Emoji"/>
+          <w:b/>
+          <w:bCs/>
+        </w:rPr>
+        <w:t>OTHER SPICES (ETC)</w:t>
+      </w:r>
+    </w:p>
+    <w:p>
+      <w:pPr>
+        <w:rPr>
+          <w:rFonts w:ascii="Segoe UI Emoji" w:hAnsi="Segoe UI Emoji" w:cs="Segoe UI Emoji"/>
+          <w:b/>
+          <w:bCs/>
+        </w:rPr>
+      </w:pPr>
+      <w:r>
+        <w:rPr>
+          <w:rFonts w:ascii="Segoe UI Emoji" w:hAnsi="Segoe UI Emoji" w:cs="Segoe UI Emoji"/>
+          <w:b/>
+          <w:bCs/>
+        </w:rPr>
+        <w:t>We also supply a wide range of other premium Indonesian spices including white pepper, black pepper, cinnamon, cardamom, and more. Contact us for specific requirements.</w:t>
+      </w:r>
+    </w:p>
+    <w:p>
+      <w:pPr>
+        <w:numPr>
+          <w:ilvl w:val="0"/>
+          <w:numId w:val="30"/>
+        </w:numPr>
+        <w:rPr>
+          <w:rFonts w:ascii="Segoe UI Emoji" w:hAnsi="Segoe UI Emoji" w:cs="Segoe UI Emoji"/>
+          <w:b/>
+          <w:bCs/>
+        </w:rPr>
+      </w:pPr>
+      <w:r>
+        <w:rPr>
+          <w:rFonts w:ascii="Segoe UI Emoji" w:hAnsi="Segoe UI Emoji" w:cs="Segoe UI Emoji"/>
+          <w:b/>
+          <w:bCs/>
+        </w:rPr>
+        <w:t>Various spice varieties available</w:t>
+      </w:r>
+    </w:p>
+    <w:p>
+      <w:pPr>
+        <w:numPr>
+          <w:ilvl w:val="0"/>
+          <w:numId w:val="31"/>
+        </w:numPr>
+        <w:rPr>
+          <w:rFonts w:ascii="Segoe UI Emoji" w:hAnsi="Segoe UI Emoji" w:cs="Segoe UI Emoji"/>
+          <w:b/>
+          <w:bCs/>
+        </w:rPr>
+      </w:pPr>
+      <w:r>
+        <w:rPr>
+          <w:rFonts w:ascii="Segoe UI Emoji" w:hAnsi="Segoe UI Emoji" w:cs="Segoe UI Emoji"/>
+          <w:b/>
+          <w:bCs/>
+        </w:rPr>
+        <w:t>Custom processing and packaging</w:t>
+      </w:r>
+    </w:p>
+    <w:p>
+      <w:pPr>
+        <w:numPr>
+          <w:ilvl w:val="0"/>
+          <w:numId w:val="32"/>
+        </w:numPr>
+        <w:rPr>
+          <w:rFonts w:ascii="Segoe UI Emoji" w:hAnsi="Segoe UI Emoji" w:cs="Segoe UI Emoji"/>
+          <w:b/>
+          <w:bCs/>
+        </w:rPr>
+      </w:pPr>
+      <w:r>
+        <w:rPr>
+          <w:rFonts w:ascii="Segoe UI Emoji" w:hAnsi="Segoe UI Emoji" w:cs="Segoe UI Emoji"/>
+          <w:b/>
+          <w:bCs/>
+        </w:rPr>
+        <w:t>Certified quality standards</w:t>
+      </w:r>
+    </w:p>
+    <w:p>
+      <w:pPr>
+        <w:numPr>
+          <w:ilvl w:val="0"/>
+          <w:numId w:val="33"/>
+        </w:numPr>
+        <w:rPr>
+          <w:rFonts w:ascii="Segoe UI Emoji" w:hAnsi="Segoe UI Emoji" w:cs="Segoe UI Emoji"/>
+          <w:b/>
+          <w:bCs/>
+        </w:rPr>
+      </w:pPr>
+      <w:r>
+        <w:rPr>
+          <w:rFonts w:ascii="Segoe UI Emoji" w:hAnsi="Segoe UI Emoji" w:cs="Segoe UI Emoji"/>
+          <w:b/>
+          <w:bCs/>
+        </w:rPr>
+        <w:t>Flexible order quantities</w:t>
       </w:r>
     </w:p>
     <w:p/>
     <w:sectPr>
-      <w:pgSz w:w="11906" w:h="16838"/>
+      <w:pgSz w:w="12240" w:h="20160" w:code="5"/>
       <w:pgMar w:top="1440" w:right="1440" w:bottom="1440" w:left="1440" w:header="708" w:footer="708" w:gutter="0"/>
       <w:cols w:space="708"/>
       <w:docGrid w:linePitch="360"/>
@@ -139,6 +1738,453 @@
 <file path=word/numbering.xml><?xml version="1.0" encoding="utf-8"?>
 <w:numbering xmlns:wpc="http://schemas.microsoft.com/office/word/2010/wordprocessingCanvas" xmlns:cx="http://schemas.microsoft.com/office/drawing/2014/chartex" xmlns:cx1="http://schemas.microsoft.com/office/drawing/2015/9/8/chartex" xmlns:cx2="http://schemas.microsoft.com/office/drawing/2015/10/21/chartex" xmlns:cx3="http://schemas.microsoft.com/office/drawing/2016/5/9/chartex" xmlns:cx4="http://schemas.microsoft.com/office/drawing/2016/5/10/chartex" xmlns:cx5="http://schemas.microsoft.com/office/drawing/2016/5/11/chartex" xmlns:cx6="http://schemas.microsoft.com/office/drawing/2016/5/12/chartex" xmlns:cx7="http://schemas.microsoft.com/office/drawing/2016/5/13/chartex" xmlns:cx8="http://schemas.microsoft.com/office/drawing/2016/5/14/chartex" xmlns:mc="http://schemas.openxmlformats.org/markup-compatibility/2006" xmlns:aink="http://schemas.microsoft.com/office/drawing/2016/ink" xmlns:am3d="http://schemas.microsoft.com/office/drawing/2017/model3d" xmlns:o="urn:schemas-microsoft-com:office:office" xmlns:oel="http://schemas.microsoft.com/office/2019/extlst" xmlns:r="http://schemas.openxmlformats.org/officeDocument/2006/relationships" xmlns:m="http://schemas.openxmlformats.org/officeDocument/2006/math" xmlns:v="urn:schemas-microsoft-com:vml" xmlns:wp14="http://schemas.microsoft.com/office/word/2010/wordprocessingDrawing" xmlns:wp="http://schemas.openxmlformats.org/drawingml/2006/wordprocessingDrawing" xmlns:w10="urn:schemas-microsoft-com:office:word" xmlns:w="http://schemas.openxmlformats.org/wordprocessingml/2006/main" xmlns:w14="http://schemas.microsoft.com/office/word/2010/wordml" xmlns:w15="http://schemas.microsoft.com/office/word/2012/wordml" xmlns:w16cex="http://schemas.microsoft.com/office/word/2018/wordml/cex" xmlns:w16cid="http://schemas.microsoft.com/office/word/2016/wordml/cid" xmlns:w16="http://schemas.microsoft.com/office/word/2018/wordml" xmlns:w16du="http://schemas.microsoft.com/office/word/2023/wordml/word16du" xmlns:w16sdtdh="http://schemas.microsoft.com/office/word/2020/wordml/sdtdatahash" xmlns:w16sdtfl="http://schemas.microsoft.com/office/word/2024/wordml/sdtformatlock" xmlns:w16se="http://schemas.microsoft.com/office/word/2015/wordml/symex" xmlns:wpg="http://schemas.microsoft.com/office/word/2010/wordprocessingGroup" xmlns:wpi="http://schemas.microsoft.com/office/word/2010/wordprocessingInk" xmlns:wne="http://schemas.microsoft.com/office/word/2006/wordml" xmlns:wps="http://schemas.microsoft.com/office/word/2010/wordprocessingShape" mc:Ignorable="w14 w15 w16se w16cid w16 w16cex w16sdtdh w16sdtfl w16du wp14">
   <w:abstractNum w:abstractNumId="0" w15:restartNumberingAfterBreak="0">
+    <w:nsid w:val="17E86565"/>
+    <w:multiLevelType w:val="multilevel"/>
+    <w:tmpl w:val="1FB23906"/>
+    <w:lvl w:ilvl="0">
+      <w:start w:val="1"/>
+      <w:numFmt w:val="bullet"/>
+      <w:lvlText w:val=""/>
+      <w:lvlJc w:val="left"/>
+      <w:pPr>
+        <w:tabs>
+          <w:tab w:val="num" w:pos="720"/>
+        </w:tabs>
+        <w:ind w:left="720" w:hanging="360"/>
+      </w:pPr>
+      <w:rPr>
+        <w:rFonts w:ascii="Symbol" w:hAnsi="Symbol" w:hint="default"/>
+        <w:sz w:val="20"/>
+      </w:rPr>
+    </w:lvl>
+    <w:lvl w:ilvl="1" w:tentative="1">
+      <w:start w:val="1"/>
+      <w:numFmt w:val="bullet"/>
+      <w:lvlText w:val="o"/>
+      <w:lvlJc w:val="left"/>
+      <w:pPr>
+        <w:tabs>
+          <w:tab w:val="num" w:pos="1440"/>
+        </w:tabs>
+        <w:ind w:left="1440" w:hanging="360"/>
+      </w:pPr>
+      <w:rPr>
+        <w:rFonts w:ascii="Courier New" w:hAnsi="Courier New" w:hint="default"/>
+        <w:sz w:val="20"/>
+      </w:rPr>
+    </w:lvl>
+    <w:lvl w:ilvl="2" w:tentative="1">
+      <w:start w:val="1"/>
+      <w:numFmt w:val="bullet"/>
+      <w:lvlText w:val=""/>
+      <w:lvlJc w:val="left"/>
+      <w:pPr>
+        <w:tabs>
+          <w:tab w:val="num" w:pos="2160"/>
+        </w:tabs>
+        <w:ind w:left="2160" w:hanging="360"/>
+      </w:pPr>
+      <w:rPr>
+        <w:rFonts w:ascii="Wingdings" w:hAnsi="Wingdings" w:hint="default"/>
+        <w:sz w:val="20"/>
+      </w:rPr>
+    </w:lvl>
+    <w:lvl w:ilvl="3" w:tentative="1">
+      <w:start w:val="1"/>
+      <w:numFmt w:val="bullet"/>
+      <w:lvlText w:val=""/>
+      <w:lvlJc w:val="left"/>
+      <w:pPr>
+        <w:tabs>
+          <w:tab w:val="num" w:pos="2880"/>
+        </w:tabs>
+        <w:ind w:left="2880" w:hanging="360"/>
+      </w:pPr>
+      <w:rPr>
+        <w:rFonts w:ascii="Wingdings" w:hAnsi="Wingdings" w:hint="default"/>
+        <w:sz w:val="20"/>
+      </w:rPr>
+    </w:lvl>
+    <w:lvl w:ilvl="4" w:tentative="1">
+      <w:start w:val="1"/>
+      <w:numFmt w:val="bullet"/>
+      <w:lvlText w:val=""/>
+      <w:lvlJc w:val="left"/>
+      <w:pPr>
+        <w:tabs>
+          <w:tab w:val="num" w:pos="3600"/>
+        </w:tabs>
+        <w:ind w:left="3600" w:hanging="360"/>
+      </w:pPr>
+      <w:rPr>
+        <w:rFonts w:ascii="Wingdings" w:hAnsi="Wingdings" w:hint="default"/>
+        <w:sz w:val="20"/>
+      </w:rPr>
+    </w:lvl>
+    <w:lvl w:ilvl="5" w:tentative="1">
+      <w:start w:val="1"/>
+      <w:numFmt w:val="bullet"/>
+      <w:lvlText w:val=""/>
+      <w:lvlJc w:val="left"/>
+      <w:pPr>
+        <w:tabs>
+          <w:tab w:val="num" w:pos="4320"/>
+        </w:tabs>
+        <w:ind w:left="4320" w:hanging="360"/>
+      </w:pPr>
+      <w:rPr>
+        <w:rFonts w:ascii="Wingdings" w:hAnsi="Wingdings" w:hint="default"/>
+        <w:sz w:val="20"/>
+      </w:rPr>
+    </w:lvl>
+    <w:lvl w:ilvl="6" w:tentative="1">
+      <w:start w:val="1"/>
+      <w:numFmt w:val="bullet"/>
+      <w:lvlText w:val=""/>
+      <w:lvlJc w:val="left"/>
+      <w:pPr>
+        <w:tabs>
+          <w:tab w:val="num" w:pos="5040"/>
+        </w:tabs>
+        <w:ind w:left="5040" w:hanging="360"/>
+      </w:pPr>
+      <w:rPr>
+        <w:rFonts w:ascii="Wingdings" w:hAnsi="Wingdings" w:hint="default"/>
+        <w:sz w:val="20"/>
+      </w:rPr>
+    </w:lvl>
+    <w:lvl w:ilvl="7" w:tentative="1">
+      <w:start w:val="1"/>
+      <w:numFmt w:val="bullet"/>
+      <w:lvlText w:val=""/>
+      <w:lvlJc w:val="left"/>
+      <w:pPr>
+        <w:tabs>
+          <w:tab w:val="num" w:pos="5760"/>
+        </w:tabs>
+        <w:ind w:left="5760" w:hanging="360"/>
+      </w:pPr>
+      <w:rPr>
+        <w:rFonts w:ascii="Wingdings" w:hAnsi="Wingdings" w:hint="default"/>
+        <w:sz w:val="20"/>
+      </w:rPr>
+    </w:lvl>
+    <w:lvl w:ilvl="8" w:tentative="1">
+      <w:start w:val="1"/>
+      <w:numFmt w:val="bullet"/>
+      <w:lvlText w:val=""/>
+      <w:lvlJc w:val="left"/>
+      <w:pPr>
+        <w:tabs>
+          <w:tab w:val="num" w:pos="6480"/>
+        </w:tabs>
+        <w:ind w:left="6480" w:hanging="360"/>
+      </w:pPr>
+      <w:rPr>
+        <w:rFonts w:ascii="Wingdings" w:hAnsi="Wingdings" w:hint="default"/>
+        <w:sz w:val="20"/>
+      </w:rPr>
+    </w:lvl>
+  </w:abstractNum>
+  <w:abstractNum w:abstractNumId="1" w15:restartNumberingAfterBreak="0">
+    <w:nsid w:val="19FC0467"/>
+    <w:multiLevelType w:val="multilevel"/>
+    <w:tmpl w:val="00C6023A"/>
+    <w:lvl w:ilvl="0">
+      <w:start w:val="1"/>
+      <w:numFmt w:val="bullet"/>
+      <w:lvlText w:val=""/>
+      <w:lvlJc w:val="left"/>
+      <w:pPr>
+        <w:tabs>
+          <w:tab w:val="num" w:pos="720"/>
+        </w:tabs>
+        <w:ind w:left="720" w:hanging="360"/>
+      </w:pPr>
+      <w:rPr>
+        <w:rFonts w:ascii="Symbol" w:hAnsi="Symbol" w:hint="default"/>
+        <w:sz w:val="20"/>
+      </w:rPr>
+    </w:lvl>
+    <w:lvl w:ilvl="1" w:tentative="1">
+      <w:start w:val="1"/>
+      <w:numFmt w:val="bullet"/>
+      <w:lvlText w:val="o"/>
+      <w:lvlJc w:val="left"/>
+      <w:pPr>
+        <w:tabs>
+          <w:tab w:val="num" w:pos="1440"/>
+        </w:tabs>
+        <w:ind w:left="1440" w:hanging="360"/>
+      </w:pPr>
+      <w:rPr>
+        <w:rFonts w:ascii="Courier New" w:hAnsi="Courier New" w:hint="default"/>
+        <w:sz w:val="20"/>
+      </w:rPr>
+    </w:lvl>
+    <w:lvl w:ilvl="2" w:tentative="1">
+      <w:start w:val="1"/>
+      <w:numFmt w:val="bullet"/>
+      <w:lvlText w:val=""/>
+      <w:lvlJc w:val="left"/>
+      <w:pPr>
+        <w:tabs>
+          <w:tab w:val="num" w:pos="2160"/>
+        </w:tabs>
+        <w:ind w:left="2160" w:hanging="360"/>
+      </w:pPr>
+      <w:rPr>
+        <w:rFonts w:ascii="Wingdings" w:hAnsi="Wingdings" w:hint="default"/>
+        <w:sz w:val="20"/>
+      </w:rPr>
+    </w:lvl>
+    <w:lvl w:ilvl="3" w:tentative="1">
+      <w:start w:val="1"/>
+      <w:numFmt w:val="bullet"/>
+      <w:lvlText w:val=""/>
+      <w:lvlJc w:val="left"/>
+      <w:pPr>
+        <w:tabs>
+          <w:tab w:val="num" w:pos="2880"/>
+        </w:tabs>
+        <w:ind w:left="2880" w:hanging="360"/>
+      </w:pPr>
+      <w:rPr>
+        <w:rFonts w:ascii="Wingdings" w:hAnsi="Wingdings" w:hint="default"/>
+        <w:sz w:val="20"/>
+      </w:rPr>
+    </w:lvl>
+    <w:lvl w:ilvl="4" w:tentative="1">
+      <w:start w:val="1"/>
+      <w:numFmt w:val="bullet"/>
+      <w:lvlText w:val=""/>
+      <w:lvlJc w:val="left"/>
+      <w:pPr>
+        <w:tabs>
+          <w:tab w:val="num" w:pos="3600"/>
+        </w:tabs>
+        <w:ind w:left="3600" w:hanging="360"/>
+      </w:pPr>
+      <w:rPr>
+        <w:rFonts w:ascii="Wingdings" w:hAnsi="Wingdings" w:hint="default"/>
+        <w:sz w:val="20"/>
+      </w:rPr>
+    </w:lvl>
+    <w:lvl w:ilvl="5" w:tentative="1">
+      <w:start w:val="1"/>
+      <w:numFmt w:val="bullet"/>
+      <w:lvlText w:val=""/>
+      <w:lvlJc w:val="left"/>
+      <w:pPr>
+        <w:tabs>
+          <w:tab w:val="num" w:pos="4320"/>
+        </w:tabs>
+        <w:ind w:left="4320" w:hanging="360"/>
+      </w:pPr>
+      <w:rPr>
+        <w:rFonts w:ascii="Wingdings" w:hAnsi="Wingdings" w:hint="default"/>
+        <w:sz w:val="20"/>
+      </w:rPr>
+    </w:lvl>
+    <w:lvl w:ilvl="6" w:tentative="1">
+      <w:start w:val="1"/>
+      <w:numFmt w:val="bullet"/>
+      <w:lvlText w:val=""/>
+      <w:lvlJc w:val="left"/>
+      <w:pPr>
+        <w:tabs>
+          <w:tab w:val="num" w:pos="5040"/>
+        </w:tabs>
+        <w:ind w:left="5040" w:hanging="360"/>
+      </w:pPr>
+      <w:rPr>
+        <w:rFonts w:ascii="Wingdings" w:hAnsi="Wingdings" w:hint="default"/>
+        <w:sz w:val="20"/>
+      </w:rPr>
+    </w:lvl>
+    <w:lvl w:ilvl="7" w:tentative="1">
+      <w:start w:val="1"/>
+      <w:numFmt w:val="bullet"/>
+      <w:lvlText w:val=""/>
+      <w:lvlJc w:val="left"/>
+      <w:pPr>
+        <w:tabs>
+          <w:tab w:val="num" w:pos="5760"/>
+        </w:tabs>
+        <w:ind w:left="5760" w:hanging="360"/>
+      </w:pPr>
+      <w:rPr>
+        <w:rFonts w:ascii="Wingdings" w:hAnsi="Wingdings" w:hint="default"/>
+        <w:sz w:val="20"/>
+      </w:rPr>
+    </w:lvl>
+    <w:lvl w:ilvl="8" w:tentative="1">
+      <w:start w:val="1"/>
+      <w:numFmt w:val="bullet"/>
+      <w:lvlText w:val=""/>
+      <w:lvlJc w:val="left"/>
+      <w:pPr>
+        <w:tabs>
+          <w:tab w:val="num" w:pos="6480"/>
+        </w:tabs>
+        <w:ind w:left="6480" w:hanging="360"/>
+      </w:pPr>
+      <w:rPr>
+        <w:rFonts w:ascii="Wingdings" w:hAnsi="Wingdings" w:hint="default"/>
+        <w:sz w:val="20"/>
+      </w:rPr>
+    </w:lvl>
+  </w:abstractNum>
+  <w:abstractNum w:abstractNumId="2" w15:restartNumberingAfterBreak="0">
+    <w:nsid w:val="25B7124E"/>
+    <w:multiLevelType w:val="multilevel"/>
+    <w:tmpl w:val="CCEAA486"/>
+    <w:lvl w:ilvl="0">
+      <w:start w:val="1"/>
+      <w:numFmt w:val="bullet"/>
+      <w:lvlText w:val=""/>
+      <w:lvlJc w:val="left"/>
+      <w:pPr>
+        <w:tabs>
+          <w:tab w:val="num" w:pos="720"/>
+        </w:tabs>
+        <w:ind w:left="720" w:hanging="360"/>
+      </w:pPr>
+      <w:rPr>
+        <w:rFonts w:ascii="Symbol" w:hAnsi="Symbol" w:hint="default"/>
+        <w:sz w:val="20"/>
+      </w:rPr>
+    </w:lvl>
+    <w:lvl w:ilvl="1" w:tentative="1">
+      <w:start w:val="1"/>
+      <w:numFmt w:val="bullet"/>
+      <w:lvlText w:val="o"/>
+      <w:lvlJc w:val="left"/>
+      <w:pPr>
+        <w:tabs>
+          <w:tab w:val="num" w:pos="1440"/>
+        </w:tabs>
+        <w:ind w:left="1440" w:hanging="360"/>
+      </w:pPr>
+      <w:rPr>
+        <w:rFonts w:ascii="Courier New" w:hAnsi="Courier New" w:hint="default"/>
+        <w:sz w:val="20"/>
+      </w:rPr>
+    </w:lvl>
+    <w:lvl w:ilvl="2" w:tentative="1">
+      <w:start w:val="1"/>
+      <w:numFmt w:val="bullet"/>
+      <w:lvlText w:val=""/>
+      <w:lvlJc w:val="left"/>
+      <w:pPr>
+        <w:tabs>
+          <w:tab w:val="num" w:pos="2160"/>
+        </w:tabs>
+        <w:ind w:left="2160" w:hanging="360"/>
+      </w:pPr>
+      <w:rPr>
+        <w:rFonts w:ascii="Wingdings" w:hAnsi="Wingdings" w:hint="default"/>
+        <w:sz w:val="20"/>
+      </w:rPr>
+    </w:lvl>
+    <w:lvl w:ilvl="3" w:tentative="1">
+      <w:start w:val="1"/>
+      <w:numFmt w:val="bullet"/>
+      <w:lvlText w:val=""/>
+      <w:lvlJc w:val="left"/>
+      <w:pPr>
+        <w:tabs>
+          <w:tab w:val="num" w:pos="2880"/>
+        </w:tabs>
+        <w:ind w:left="2880" w:hanging="360"/>
+      </w:pPr>
+      <w:rPr>
+        <w:rFonts w:ascii="Wingdings" w:hAnsi="Wingdings" w:hint="default"/>
+        <w:sz w:val="20"/>
+      </w:rPr>
+    </w:lvl>
+    <w:lvl w:ilvl="4" w:tentative="1">
+      <w:start w:val="1"/>
+      <w:numFmt w:val="bullet"/>
+      <w:lvlText w:val=""/>
+      <w:lvlJc w:val="left"/>
+      <w:pPr>
+        <w:tabs>
+          <w:tab w:val="num" w:pos="3600"/>
+        </w:tabs>
+        <w:ind w:left="3600" w:hanging="360"/>
+      </w:pPr>
+      <w:rPr>
+        <w:rFonts w:ascii="Wingdings" w:hAnsi="Wingdings" w:hint="default"/>
+        <w:sz w:val="20"/>
+      </w:rPr>
+    </w:lvl>
+    <w:lvl w:ilvl="5" w:tentative="1">
+      <w:start w:val="1"/>
+      <w:numFmt w:val="bullet"/>
+      <w:lvlText w:val=""/>
+      <w:lvlJc w:val="left"/>
+      <w:pPr>
+        <w:tabs>
+          <w:tab w:val="num" w:pos="4320"/>
+        </w:tabs>
+        <w:ind w:left="4320" w:hanging="360"/>
+      </w:pPr>
+      <w:rPr>
+        <w:rFonts w:ascii="Wingdings" w:hAnsi="Wingdings" w:hint="default"/>
+        <w:sz w:val="20"/>
+      </w:rPr>
+    </w:lvl>
+    <w:lvl w:ilvl="6" w:tentative="1">
+      <w:start w:val="1"/>
+      <w:numFmt w:val="bullet"/>
+      <w:lvlText w:val=""/>
+      <w:lvlJc w:val="left"/>
+      <w:pPr>
+        <w:tabs>
+          <w:tab w:val="num" w:pos="5040"/>
+        </w:tabs>
+        <w:ind w:left="5040" w:hanging="360"/>
+      </w:pPr>
+      <w:rPr>
+        <w:rFonts w:ascii="Wingdings" w:hAnsi="Wingdings" w:hint="default"/>
+        <w:sz w:val="20"/>
+      </w:rPr>
+    </w:lvl>
+    <w:lvl w:ilvl="7" w:tentative="1">
+      <w:start w:val="1"/>
+      <w:numFmt w:val="bullet"/>
+      <w:lvlText w:val=""/>
+      <w:lvlJc w:val="left"/>
+      <w:pPr>
+        <w:tabs>
+          <w:tab w:val="num" w:pos="5760"/>
+        </w:tabs>
+        <w:ind w:left="5760" w:hanging="360"/>
+      </w:pPr>
+      <w:rPr>
+        <w:rFonts w:ascii="Wingdings" w:hAnsi="Wingdings" w:hint="default"/>
+        <w:sz w:val="20"/>
+      </w:rPr>
+    </w:lvl>
+    <w:lvl w:ilvl="8" w:tentative="1">
+      <w:start w:val="1"/>
+      <w:numFmt w:val="bullet"/>
+      <w:lvlText w:val=""/>
+      <w:lvlJc w:val="left"/>
+      <w:pPr>
+        <w:tabs>
+          <w:tab w:val="num" w:pos="6480"/>
+        </w:tabs>
+        <w:ind w:left="6480" w:hanging="360"/>
+      </w:pPr>
+      <w:rPr>
+        <w:rFonts w:ascii="Wingdings" w:hAnsi="Wingdings" w:hint="default"/>
+        <w:sz w:val="20"/>
+      </w:rPr>
+    </w:lvl>
+  </w:abstractNum>
+  <w:abstractNum w:abstractNumId="3" w15:restartNumberingAfterBreak="0">
     <w:nsid w:val="4E333F34"/>
     <w:multiLevelType w:val="multilevel"/>
     <w:tmpl w:val="D158BAF2"/>
@@ -287,8 +2333,1393 @@
       </w:rPr>
     </w:lvl>
   </w:abstractNum>
+  <w:abstractNum w:abstractNumId="4" w15:restartNumberingAfterBreak="0">
+    <w:nsid w:val="51AA22EA"/>
+    <w:multiLevelType w:val="multilevel"/>
+    <w:tmpl w:val="2BD04AA8"/>
+    <w:lvl w:ilvl="0">
+      <w:start w:val="1"/>
+      <w:numFmt w:val="bullet"/>
+      <w:lvlText w:val=""/>
+      <w:lvlJc w:val="left"/>
+      <w:pPr>
+        <w:tabs>
+          <w:tab w:val="num" w:pos="720"/>
+        </w:tabs>
+        <w:ind w:left="720" w:hanging="360"/>
+      </w:pPr>
+      <w:rPr>
+        <w:rFonts w:ascii="Symbol" w:hAnsi="Symbol" w:hint="default"/>
+        <w:sz w:val="20"/>
+      </w:rPr>
+    </w:lvl>
+    <w:lvl w:ilvl="1" w:tentative="1">
+      <w:start w:val="1"/>
+      <w:numFmt w:val="bullet"/>
+      <w:lvlText w:val="o"/>
+      <w:lvlJc w:val="left"/>
+      <w:pPr>
+        <w:tabs>
+          <w:tab w:val="num" w:pos="1440"/>
+        </w:tabs>
+        <w:ind w:left="1440" w:hanging="360"/>
+      </w:pPr>
+      <w:rPr>
+        <w:rFonts w:ascii="Courier New" w:hAnsi="Courier New" w:hint="default"/>
+        <w:sz w:val="20"/>
+      </w:rPr>
+    </w:lvl>
+    <w:lvl w:ilvl="2" w:tentative="1">
+      <w:start w:val="1"/>
+      <w:numFmt w:val="bullet"/>
+      <w:lvlText w:val=""/>
+      <w:lvlJc w:val="left"/>
+      <w:pPr>
+        <w:tabs>
+          <w:tab w:val="num" w:pos="2160"/>
+        </w:tabs>
+        <w:ind w:left="2160" w:hanging="360"/>
+      </w:pPr>
+      <w:rPr>
+        <w:rFonts w:ascii="Wingdings" w:hAnsi="Wingdings" w:hint="default"/>
+        <w:sz w:val="20"/>
+      </w:rPr>
+    </w:lvl>
+    <w:lvl w:ilvl="3" w:tentative="1">
+      <w:start w:val="1"/>
+      <w:numFmt w:val="bullet"/>
+      <w:lvlText w:val=""/>
+      <w:lvlJc w:val="left"/>
+      <w:pPr>
+        <w:tabs>
+          <w:tab w:val="num" w:pos="2880"/>
+        </w:tabs>
+        <w:ind w:left="2880" w:hanging="360"/>
+      </w:pPr>
+      <w:rPr>
+        <w:rFonts w:ascii="Wingdings" w:hAnsi="Wingdings" w:hint="default"/>
+        <w:sz w:val="20"/>
+      </w:rPr>
+    </w:lvl>
+    <w:lvl w:ilvl="4" w:tentative="1">
+      <w:start w:val="1"/>
+      <w:numFmt w:val="bullet"/>
+      <w:lvlText w:val=""/>
+      <w:lvlJc w:val="left"/>
+      <w:pPr>
+        <w:tabs>
+          <w:tab w:val="num" w:pos="3600"/>
+        </w:tabs>
+        <w:ind w:left="3600" w:hanging="360"/>
+      </w:pPr>
+      <w:rPr>
+        <w:rFonts w:ascii="Wingdings" w:hAnsi="Wingdings" w:hint="default"/>
+        <w:sz w:val="20"/>
+      </w:rPr>
+    </w:lvl>
+    <w:lvl w:ilvl="5" w:tentative="1">
+      <w:start w:val="1"/>
+      <w:numFmt w:val="bullet"/>
+      <w:lvlText w:val=""/>
+      <w:lvlJc w:val="left"/>
+      <w:pPr>
+        <w:tabs>
+          <w:tab w:val="num" w:pos="4320"/>
+        </w:tabs>
+        <w:ind w:left="4320" w:hanging="360"/>
+      </w:pPr>
+      <w:rPr>
+        <w:rFonts w:ascii="Wingdings" w:hAnsi="Wingdings" w:hint="default"/>
+        <w:sz w:val="20"/>
+      </w:rPr>
+    </w:lvl>
+    <w:lvl w:ilvl="6" w:tentative="1">
+      <w:start w:val="1"/>
+      <w:numFmt w:val="bullet"/>
+      <w:lvlText w:val=""/>
+      <w:lvlJc w:val="left"/>
+      <w:pPr>
+        <w:tabs>
+          <w:tab w:val="num" w:pos="5040"/>
+        </w:tabs>
+        <w:ind w:left="5040" w:hanging="360"/>
+      </w:pPr>
+      <w:rPr>
+        <w:rFonts w:ascii="Wingdings" w:hAnsi="Wingdings" w:hint="default"/>
+        <w:sz w:val="20"/>
+      </w:rPr>
+    </w:lvl>
+    <w:lvl w:ilvl="7" w:tentative="1">
+      <w:start w:val="1"/>
+      <w:numFmt w:val="bullet"/>
+      <w:lvlText w:val=""/>
+      <w:lvlJc w:val="left"/>
+      <w:pPr>
+        <w:tabs>
+          <w:tab w:val="num" w:pos="5760"/>
+        </w:tabs>
+        <w:ind w:left="5760" w:hanging="360"/>
+      </w:pPr>
+      <w:rPr>
+        <w:rFonts w:ascii="Wingdings" w:hAnsi="Wingdings" w:hint="default"/>
+        <w:sz w:val="20"/>
+      </w:rPr>
+    </w:lvl>
+    <w:lvl w:ilvl="8" w:tentative="1">
+      <w:start w:val="1"/>
+      <w:numFmt w:val="bullet"/>
+      <w:lvlText w:val=""/>
+      <w:lvlJc w:val="left"/>
+      <w:pPr>
+        <w:tabs>
+          <w:tab w:val="num" w:pos="6480"/>
+        </w:tabs>
+        <w:ind w:left="6480" w:hanging="360"/>
+      </w:pPr>
+      <w:rPr>
+        <w:rFonts w:ascii="Wingdings" w:hAnsi="Wingdings" w:hint="default"/>
+        <w:sz w:val="20"/>
+      </w:rPr>
+    </w:lvl>
+  </w:abstractNum>
+  <w:abstractNum w:abstractNumId="5" w15:restartNumberingAfterBreak="0">
+    <w:nsid w:val="55A97F67"/>
+    <w:multiLevelType w:val="multilevel"/>
+    <w:tmpl w:val="E19C99E0"/>
+    <w:lvl w:ilvl="0">
+      <w:start w:val="1"/>
+      <w:numFmt w:val="bullet"/>
+      <w:lvlText w:val=""/>
+      <w:lvlJc w:val="left"/>
+      <w:pPr>
+        <w:tabs>
+          <w:tab w:val="num" w:pos="720"/>
+        </w:tabs>
+        <w:ind w:left="720" w:hanging="360"/>
+      </w:pPr>
+      <w:rPr>
+        <w:rFonts w:ascii="Symbol" w:hAnsi="Symbol" w:hint="default"/>
+        <w:sz w:val="20"/>
+      </w:rPr>
+    </w:lvl>
+    <w:lvl w:ilvl="1" w:tentative="1">
+      <w:start w:val="1"/>
+      <w:numFmt w:val="bullet"/>
+      <w:lvlText w:val="o"/>
+      <w:lvlJc w:val="left"/>
+      <w:pPr>
+        <w:tabs>
+          <w:tab w:val="num" w:pos="1440"/>
+        </w:tabs>
+        <w:ind w:left="1440" w:hanging="360"/>
+      </w:pPr>
+      <w:rPr>
+        <w:rFonts w:ascii="Courier New" w:hAnsi="Courier New" w:hint="default"/>
+        <w:sz w:val="20"/>
+      </w:rPr>
+    </w:lvl>
+    <w:lvl w:ilvl="2" w:tentative="1">
+      <w:start w:val="1"/>
+      <w:numFmt w:val="bullet"/>
+      <w:lvlText w:val=""/>
+      <w:lvlJc w:val="left"/>
+      <w:pPr>
+        <w:tabs>
+          <w:tab w:val="num" w:pos="2160"/>
+        </w:tabs>
+        <w:ind w:left="2160" w:hanging="360"/>
+      </w:pPr>
+      <w:rPr>
+        <w:rFonts w:ascii="Wingdings" w:hAnsi="Wingdings" w:hint="default"/>
+        <w:sz w:val="20"/>
+      </w:rPr>
+    </w:lvl>
+    <w:lvl w:ilvl="3" w:tentative="1">
+      <w:start w:val="1"/>
+      <w:numFmt w:val="bullet"/>
+      <w:lvlText w:val=""/>
+      <w:lvlJc w:val="left"/>
+      <w:pPr>
+        <w:tabs>
+          <w:tab w:val="num" w:pos="2880"/>
+        </w:tabs>
+        <w:ind w:left="2880" w:hanging="360"/>
+      </w:pPr>
+      <w:rPr>
+        <w:rFonts w:ascii="Wingdings" w:hAnsi="Wingdings" w:hint="default"/>
+        <w:sz w:val="20"/>
+      </w:rPr>
+    </w:lvl>
+    <w:lvl w:ilvl="4" w:tentative="1">
+      <w:start w:val="1"/>
+      <w:numFmt w:val="bullet"/>
+      <w:lvlText w:val=""/>
+      <w:lvlJc w:val="left"/>
+      <w:pPr>
+        <w:tabs>
+          <w:tab w:val="num" w:pos="3600"/>
+        </w:tabs>
+        <w:ind w:left="3600" w:hanging="360"/>
+      </w:pPr>
+      <w:rPr>
+        <w:rFonts w:ascii="Wingdings" w:hAnsi="Wingdings" w:hint="default"/>
+        <w:sz w:val="20"/>
+      </w:rPr>
+    </w:lvl>
+    <w:lvl w:ilvl="5" w:tentative="1">
+      <w:start w:val="1"/>
+      <w:numFmt w:val="bullet"/>
+      <w:lvlText w:val=""/>
+      <w:lvlJc w:val="left"/>
+      <w:pPr>
+        <w:tabs>
+          <w:tab w:val="num" w:pos="4320"/>
+        </w:tabs>
+        <w:ind w:left="4320" w:hanging="360"/>
+      </w:pPr>
+      <w:rPr>
+        <w:rFonts w:ascii="Wingdings" w:hAnsi="Wingdings" w:hint="default"/>
+        <w:sz w:val="20"/>
+      </w:rPr>
+    </w:lvl>
+    <w:lvl w:ilvl="6" w:tentative="1">
+      <w:start w:val="1"/>
+      <w:numFmt w:val="bullet"/>
+      <w:lvlText w:val=""/>
+      <w:lvlJc w:val="left"/>
+      <w:pPr>
+        <w:tabs>
+          <w:tab w:val="num" w:pos="5040"/>
+        </w:tabs>
+        <w:ind w:left="5040" w:hanging="360"/>
+      </w:pPr>
+      <w:rPr>
+        <w:rFonts w:ascii="Wingdings" w:hAnsi="Wingdings" w:hint="default"/>
+        <w:sz w:val="20"/>
+      </w:rPr>
+    </w:lvl>
+    <w:lvl w:ilvl="7" w:tentative="1">
+      <w:start w:val="1"/>
+      <w:numFmt w:val="bullet"/>
+      <w:lvlText w:val=""/>
+      <w:lvlJc w:val="left"/>
+      <w:pPr>
+        <w:tabs>
+          <w:tab w:val="num" w:pos="5760"/>
+        </w:tabs>
+        <w:ind w:left="5760" w:hanging="360"/>
+      </w:pPr>
+      <w:rPr>
+        <w:rFonts w:ascii="Wingdings" w:hAnsi="Wingdings" w:hint="default"/>
+        <w:sz w:val="20"/>
+      </w:rPr>
+    </w:lvl>
+    <w:lvl w:ilvl="8" w:tentative="1">
+      <w:start w:val="1"/>
+      <w:numFmt w:val="bullet"/>
+      <w:lvlText w:val=""/>
+      <w:lvlJc w:val="left"/>
+      <w:pPr>
+        <w:tabs>
+          <w:tab w:val="num" w:pos="6480"/>
+        </w:tabs>
+        <w:ind w:left="6480" w:hanging="360"/>
+      </w:pPr>
+      <w:rPr>
+        <w:rFonts w:ascii="Wingdings" w:hAnsi="Wingdings" w:hint="default"/>
+        <w:sz w:val="20"/>
+      </w:rPr>
+    </w:lvl>
+  </w:abstractNum>
+  <w:abstractNum w:abstractNumId="6" w15:restartNumberingAfterBreak="0">
+    <w:nsid w:val="60794D99"/>
+    <w:multiLevelType w:val="multilevel"/>
+    <w:tmpl w:val="79CE6CF0"/>
+    <w:lvl w:ilvl="0">
+      <w:start w:val="1"/>
+      <w:numFmt w:val="bullet"/>
+      <w:lvlText w:val=""/>
+      <w:lvlJc w:val="left"/>
+      <w:pPr>
+        <w:tabs>
+          <w:tab w:val="num" w:pos="720"/>
+        </w:tabs>
+        <w:ind w:left="720" w:hanging="360"/>
+      </w:pPr>
+      <w:rPr>
+        <w:rFonts w:ascii="Symbol" w:hAnsi="Symbol" w:hint="default"/>
+        <w:sz w:val="20"/>
+      </w:rPr>
+    </w:lvl>
+    <w:lvl w:ilvl="1" w:tentative="1">
+      <w:start w:val="1"/>
+      <w:numFmt w:val="bullet"/>
+      <w:lvlText w:val="o"/>
+      <w:lvlJc w:val="left"/>
+      <w:pPr>
+        <w:tabs>
+          <w:tab w:val="num" w:pos="1440"/>
+        </w:tabs>
+        <w:ind w:left="1440" w:hanging="360"/>
+      </w:pPr>
+      <w:rPr>
+        <w:rFonts w:ascii="Courier New" w:hAnsi="Courier New" w:hint="default"/>
+        <w:sz w:val="20"/>
+      </w:rPr>
+    </w:lvl>
+    <w:lvl w:ilvl="2" w:tentative="1">
+      <w:start w:val="1"/>
+      <w:numFmt w:val="bullet"/>
+      <w:lvlText w:val=""/>
+      <w:lvlJc w:val="left"/>
+      <w:pPr>
+        <w:tabs>
+          <w:tab w:val="num" w:pos="2160"/>
+        </w:tabs>
+        <w:ind w:left="2160" w:hanging="360"/>
+      </w:pPr>
+      <w:rPr>
+        <w:rFonts w:ascii="Wingdings" w:hAnsi="Wingdings" w:hint="default"/>
+        <w:sz w:val="20"/>
+      </w:rPr>
+    </w:lvl>
+    <w:lvl w:ilvl="3" w:tentative="1">
+      <w:start w:val="1"/>
+      <w:numFmt w:val="bullet"/>
+      <w:lvlText w:val=""/>
+      <w:lvlJc w:val="left"/>
+      <w:pPr>
+        <w:tabs>
+          <w:tab w:val="num" w:pos="2880"/>
+        </w:tabs>
+        <w:ind w:left="2880" w:hanging="360"/>
+      </w:pPr>
+      <w:rPr>
+        <w:rFonts w:ascii="Wingdings" w:hAnsi="Wingdings" w:hint="default"/>
+        <w:sz w:val="20"/>
+      </w:rPr>
+    </w:lvl>
+    <w:lvl w:ilvl="4" w:tentative="1">
+      <w:start w:val="1"/>
+      <w:numFmt w:val="bullet"/>
+      <w:lvlText w:val=""/>
+      <w:lvlJc w:val="left"/>
+      <w:pPr>
+        <w:tabs>
+          <w:tab w:val="num" w:pos="3600"/>
+        </w:tabs>
+        <w:ind w:left="3600" w:hanging="360"/>
+      </w:pPr>
+      <w:rPr>
+        <w:rFonts w:ascii="Wingdings" w:hAnsi="Wingdings" w:hint="default"/>
+        <w:sz w:val="20"/>
+      </w:rPr>
+    </w:lvl>
+    <w:lvl w:ilvl="5" w:tentative="1">
+      <w:start w:val="1"/>
+      <w:numFmt w:val="bullet"/>
+      <w:lvlText w:val=""/>
+      <w:lvlJc w:val="left"/>
+      <w:pPr>
+        <w:tabs>
+          <w:tab w:val="num" w:pos="4320"/>
+        </w:tabs>
+        <w:ind w:left="4320" w:hanging="360"/>
+      </w:pPr>
+      <w:rPr>
+        <w:rFonts w:ascii="Wingdings" w:hAnsi="Wingdings" w:hint="default"/>
+        <w:sz w:val="20"/>
+      </w:rPr>
+    </w:lvl>
+    <w:lvl w:ilvl="6" w:tentative="1">
+      <w:start w:val="1"/>
+      <w:numFmt w:val="bullet"/>
+      <w:lvlText w:val=""/>
+      <w:lvlJc w:val="left"/>
+      <w:pPr>
+        <w:tabs>
+          <w:tab w:val="num" w:pos="5040"/>
+        </w:tabs>
+        <w:ind w:left="5040" w:hanging="360"/>
+      </w:pPr>
+      <w:rPr>
+        <w:rFonts w:ascii="Wingdings" w:hAnsi="Wingdings" w:hint="default"/>
+        <w:sz w:val="20"/>
+      </w:rPr>
+    </w:lvl>
+    <w:lvl w:ilvl="7" w:tentative="1">
+      <w:start w:val="1"/>
+      <w:numFmt w:val="bullet"/>
+      <w:lvlText w:val=""/>
+      <w:lvlJc w:val="left"/>
+      <w:pPr>
+        <w:tabs>
+          <w:tab w:val="num" w:pos="5760"/>
+        </w:tabs>
+        <w:ind w:left="5760" w:hanging="360"/>
+      </w:pPr>
+      <w:rPr>
+        <w:rFonts w:ascii="Wingdings" w:hAnsi="Wingdings" w:hint="default"/>
+        <w:sz w:val="20"/>
+      </w:rPr>
+    </w:lvl>
+    <w:lvl w:ilvl="8" w:tentative="1">
+      <w:start w:val="1"/>
+      <w:numFmt w:val="bullet"/>
+      <w:lvlText w:val=""/>
+      <w:lvlJc w:val="left"/>
+      <w:pPr>
+        <w:tabs>
+          <w:tab w:val="num" w:pos="6480"/>
+        </w:tabs>
+        <w:ind w:left="6480" w:hanging="360"/>
+      </w:pPr>
+      <w:rPr>
+        <w:rFonts w:ascii="Wingdings" w:hAnsi="Wingdings" w:hint="default"/>
+        <w:sz w:val="20"/>
+      </w:rPr>
+    </w:lvl>
+  </w:abstractNum>
+  <w:abstractNum w:abstractNumId="7" w15:restartNumberingAfterBreak="0">
+    <w:nsid w:val="639762A8"/>
+    <w:multiLevelType w:val="multilevel"/>
+    <w:tmpl w:val="0C683E96"/>
+    <w:lvl w:ilvl="0">
+      <w:start w:val="1"/>
+      <w:numFmt w:val="bullet"/>
+      <w:lvlText w:val=""/>
+      <w:lvlJc w:val="left"/>
+      <w:pPr>
+        <w:tabs>
+          <w:tab w:val="num" w:pos="720"/>
+        </w:tabs>
+        <w:ind w:left="720" w:hanging="360"/>
+      </w:pPr>
+      <w:rPr>
+        <w:rFonts w:ascii="Symbol" w:hAnsi="Symbol" w:hint="default"/>
+        <w:sz w:val="20"/>
+      </w:rPr>
+    </w:lvl>
+    <w:lvl w:ilvl="1" w:tentative="1">
+      <w:start w:val="1"/>
+      <w:numFmt w:val="bullet"/>
+      <w:lvlText w:val="o"/>
+      <w:lvlJc w:val="left"/>
+      <w:pPr>
+        <w:tabs>
+          <w:tab w:val="num" w:pos="1440"/>
+        </w:tabs>
+        <w:ind w:left="1440" w:hanging="360"/>
+      </w:pPr>
+      <w:rPr>
+        <w:rFonts w:ascii="Courier New" w:hAnsi="Courier New" w:hint="default"/>
+        <w:sz w:val="20"/>
+      </w:rPr>
+    </w:lvl>
+    <w:lvl w:ilvl="2" w:tentative="1">
+      <w:start w:val="1"/>
+      <w:numFmt w:val="bullet"/>
+      <w:lvlText w:val=""/>
+      <w:lvlJc w:val="left"/>
+      <w:pPr>
+        <w:tabs>
+          <w:tab w:val="num" w:pos="2160"/>
+        </w:tabs>
+        <w:ind w:left="2160" w:hanging="360"/>
+      </w:pPr>
+      <w:rPr>
+        <w:rFonts w:ascii="Wingdings" w:hAnsi="Wingdings" w:hint="default"/>
+        <w:sz w:val="20"/>
+      </w:rPr>
+    </w:lvl>
+    <w:lvl w:ilvl="3" w:tentative="1">
+      <w:start w:val="1"/>
+      <w:numFmt w:val="bullet"/>
+      <w:lvlText w:val=""/>
+      <w:lvlJc w:val="left"/>
+      <w:pPr>
+        <w:tabs>
+          <w:tab w:val="num" w:pos="2880"/>
+        </w:tabs>
+        <w:ind w:left="2880" w:hanging="360"/>
+      </w:pPr>
+      <w:rPr>
+        <w:rFonts w:ascii="Wingdings" w:hAnsi="Wingdings" w:hint="default"/>
+        <w:sz w:val="20"/>
+      </w:rPr>
+    </w:lvl>
+    <w:lvl w:ilvl="4" w:tentative="1">
+      <w:start w:val="1"/>
+      <w:numFmt w:val="bullet"/>
+      <w:lvlText w:val=""/>
+      <w:lvlJc w:val="left"/>
+      <w:pPr>
+        <w:tabs>
+          <w:tab w:val="num" w:pos="3600"/>
+        </w:tabs>
+        <w:ind w:left="3600" w:hanging="360"/>
+      </w:pPr>
+      <w:rPr>
+        <w:rFonts w:ascii="Wingdings" w:hAnsi="Wingdings" w:hint="default"/>
+        <w:sz w:val="20"/>
+      </w:rPr>
+    </w:lvl>
+    <w:lvl w:ilvl="5" w:tentative="1">
+      <w:start w:val="1"/>
+      <w:numFmt w:val="bullet"/>
+      <w:lvlText w:val=""/>
+      <w:lvlJc w:val="left"/>
+      <w:pPr>
+        <w:tabs>
+          <w:tab w:val="num" w:pos="4320"/>
+        </w:tabs>
+        <w:ind w:left="4320" w:hanging="360"/>
+      </w:pPr>
+      <w:rPr>
+        <w:rFonts w:ascii="Wingdings" w:hAnsi="Wingdings" w:hint="default"/>
+        <w:sz w:val="20"/>
+      </w:rPr>
+    </w:lvl>
+    <w:lvl w:ilvl="6" w:tentative="1">
+      <w:start w:val="1"/>
+      <w:numFmt w:val="bullet"/>
+      <w:lvlText w:val=""/>
+      <w:lvlJc w:val="left"/>
+      <w:pPr>
+        <w:tabs>
+          <w:tab w:val="num" w:pos="5040"/>
+        </w:tabs>
+        <w:ind w:left="5040" w:hanging="360"/>
+      </w:pPr>
+      <w:rPr>
+        <w:rFonts w:ascii="Wingdings" w:hAnsi="Wingdings" w:hint="default"/>
+        <w:sz w:val="20"/>
+      </w:rPr>
+    </w:lvl>
+    <w:lvl w:ilvl="7" w:tentative="1">
+      <w:start w:val="1"/>
+      <w:numFmt w:val="bullet"/>
+      <w:lvlText w:val=""/>
+      <w:lvlJc w:val="left"/>
+      <w:pPr>
+        <w:tabs>
+          <w:tab w:val="num" w:pos="5760"/>
+        </w:tabs>
+        <w:ind w:left="5760" w:hanging="360"/>
+      </w:pPr>
+      <w:rPr>
+        <w:rFonts w:ascii="Wingdings" w:hAnsi="Wingdings" w:hint="default"/>
+        <w:sz w:val="20"/>
+      </w:rPr>
+    </w:lvl>
+    <w:lvl w:ilvl="8" w:tentative="1">
+      <w:start w:val="1"/>
+      <w:numFmt w:val="bullet"/>
+      <w:lvlText w:val=""/>
+      <w:lvlJc w:val="left"/>
+      <w:pPr>
+        <w:tabs>
+          <w:tab w:val="num" w:pos="6480"/>
+        </w:tabs>
+        <w:ind w:left="6480" w:hanging="360"/>
+      </w:pPr>
+      <w:rPr>
+        <w:rFonts w:ascii="Wingdings" w:hAnsi="Wingdings" w:hint="default"/>
+        <w:sz w:val="20"/>
+      </w:rPr>
+    </w:lvl>
+  </w:abstractNum>
+  <w:abstractNum w:abstractNumId="8" w15:restartNumberingAfterBreak="0">
+    <w:nsid w:val="6B7F3B15"/>
+    <w:multiLevelType w:val="multilevel"/>
+    <w:tmpl w:val="C876F69A"/>
+    <w:lvl w:ilvl="0">
+      <w:start w:val="1"/>
+      <w:numFmt w:val="bullet"/>
+      <w:lvlText w:val=""/>
+      <w:lvlJc w:val="left"/>
+      <w:pPr>
+        <w:tabs>
+          <w:tab w:val="num" w:pos="720"/>
+        </w:tabs>
+        <w:ind w:left="720" w:hanging="360"/>
+      </w:pPr>
+      <w:rPr>
+        <w:rFonts w:ascii="Symbol" w:hAnsi="Symbol" w:hint="default"/>
+        <w:sz w:val="20"/>
+      </w:rPr>
+    </w:lvl>
+    <w:lvl w:ilvl="1" w:tentative="1">
+      <w:start w:val="1"/>
+      <w:numFmt w:val="bullet"/>
+      <w:lvlText w:val="o"/>
+      <w:lvlJc w:val="left"/>
+      <w:pPr>
+        <w:tabs>
+          <w:tab w:val="num" w:pos="1440"/>
+        </w:tabs>
+        <w:ind w:left="1440" w:hanging="360"/>
+      </w:pPr>
+      <w:rPr>
+        <w:rFonts w:ascii="Courier New" w:hAnsi="Courier New" w:hint="default"/>
+        <w:sz w:val="20"/>
+      </w:rPr>
+    </w:lvl>
+    <w:lvl w:ilvl="2" w:tentative="1">
+      <w:start w:val="1"/>
+      <w:numFmt w:val="bullet"/>
+      <w:lvlText w:val=""/>
+      <w:lvlJc w:val="left"/>
+      <w:pPr>
+        <w:tabs>
+          <w:tab w:val="num" w:pos="2160"/>
+        </w:tabs>
+        <w:ind w:left="2160" w:hanging="360"/>
+      </w:pPr>
+      <w:rPr>
+        <w:rFonts w:ascii="Wingdings" w:hAnsi="Wingdings" w:hint="default"/>
+        <w:sz w:val="20"/>
+      </w:rPr>
+    </w:lvl>
+    <w:lvl w:ilvl="3" w:tentative="1">
+      <w:start w:val="1"/>
+      <w:numFmt w:val="bullet"/>
+      <w:lvlText w:val=""/>
+      <w:lvlJc w:val="left"/>
+      <w:pPr>
+        <w:tabs>
+          <w:tab w:val="num" w:pos="2880"/>
+        </w:tabs>
+        <w:ind w:left="2880" w:hanging="360"/>
+      </w:pPr>
+      <w:rPr>
+        <w:rFonts w:ascii="Wingdings" w:hAnsi="Wingdings" w:hint="default"/>
+        <w:sz w:val="20"/>
+      </w:rPr>
+    </w:lvl>
+    <w:lvl w:ilvl="4" w:tentative="1">
+      <w:start w:val="1"/>
+      <w:numFmt w:val="bullet"/>
+      <w:lvlText w:val=""/>
+      <w:lvlJc w:val="left"/>
+      <w:pPr>
+        <w:tabs>
+          <w:tab w:val="num" w:pos="3600"/>
+        </w:tabs>
+        <w:ind w:left="3600" w:hanging="360"/>
+      </w:pPr>
+      <w:rPr>
+        <w:rFonts w:ascii="Wingdings" w:hAnsi="Wingdings" w:hint="default"/>
+        <w:sz w:val="20"/>
+      </w:rPr>
+    </w:lvl>
+    <w:lvl w:ilvl="5" w:tentative="1">
+      <w:start w:val="1"/>
+      <w:numFmt w:val="bullet"/>
+      <w:lvlText w:val=""/>
+      <w:lvlJc w:val="left"/>
+      <w:pPr>
+        <w:tabs>
+          <w:tab w:val="num" w:pos="4320"/>
+        </w:tabs>
+        <w:ind w:left="4320" w:hanging="360"/>
+      </w:pPr>
+      <w:rPr>
+        <w:rFonts w:ascii="Wingdings" w:hAnsi="Wingdings" w:hint="default"/>
+        <w:sz w:val="20"/>
+      </w:rPr>
+    </w:lvl>
+    <w:lvl w:ilvl="6" w:tentative="1">
+      <w:start w:val="1"/>
+      <w:numFmt w:val="bullet"/>
+      <w:lvlText w:val=""/>
+      <w:lvlJc w:val="left"/>
+      <w:pPr>
+        <w:tabs>
+          <w:tab w:val="num" w:pos="5040"/>
+        </w:tabs>
+        <w:ind w:left="5040" w:hanging="360"/>
+      </w:pPr>
+      <w:rPr>
+        <w:rFonts w:ascii="Wingdings" w:hAnsi="Wingdings" w:hint="default"/>
+        <w:sz w:val="20"/>
+      </w:rPr>
+    </w:lvl>
+    <w:lvl w:ilvl="7" w:tentative="1">
+      <w:start w:val="1"/>
+      <w:numFmt w:val="bullet"/>
+      <w:lvlText w:val=""/>
+      <w:lvlJc w:val="left"/>
+      <w:pPr>
+        <w:tabs>
+          <w:tab w:val="num" w:pos="5760"/>
+        </w:tabs>
+        <w:ind w:left="5760" w:hanging="360"/>
+      </w:pPr>
+      <w:rPr>
+        <w:rFonts w:ascii="Wingdings" w:hAnsi="Wingdings" w:hint="default"/>
+        <w:sz w:val="20"/>
+      </w:rPr>
+    </w:lvl>
+    <w:lvl w:ilvl="8" w:tentative="1">
+      <w:start w:val="1"/>
+      <w:numFmt w:val="bullet"/>
+      <w:lvlText w:val=""/>
+      <w:lvlJc w:val="left"/>
+      <w:pPr>
+        <w:tabs>
+          <w:tab w:val="num" w:pos="6480"/>
+        </w:tabs>
+        <w:ind w:left="6480" w:hanging="360"/>
+      </w:pPr>
+      <w:rPr>
+        <w:rFonts w:ascii="Wingdings" w:hAnsi="Wingdings" w:hint="default"/>
+        <w:sz w:val="20"/>
+      </w:rPr>
+    </w:lvl>
+  </w:abstractNum>
   <w:num w:numId="1" w16cid:durableId="1076441431">
+    <w:abstractNumId w:val="3"/>
+  </w:num>
+  <w:num w:numId="2" w16cid:durableId="1431313039">
+    <w:abstractNumId w:val="2"/>
+    <w:lvlOverride w:ilvl="0">
+      <w:lvl w:ilvl="0">
+        <w:numFmt w:val="bullet"/>
+        <w:lvlText w:val=""/>
+        <w:lvlJc w:val="left"/>
+        <w:pPr>
+          <w:tabs>
+            <w:tab w:val="num" w:pos="720"/>
+          </w:tabs>
+          <w:ind w:left="720" w:hanging="360"/>
+        </w:pPr>
+        <w:rPr>
+          <w:rFonts w:ascii="Wingdings" w:hAnsi="Wingdings" w:hint="default"/>
+          <w:sz w:val="20"/>
+        </w:rPr>
+      </w:lvl>
+    </w:lvlOverride>
+  </w:num>
+  <w:num w:numId="3" w16cid:durableId="1298606834">
+    <w:abstractNumId w:val="2"/>
+    <w:lvlOverride w:ilvl="0">
+      <w:lvl w:ilvl="0">
+        <w:numFmt w:val="bullet"/>
+        <w:lvlText w:val=""/>
+        <w:lvlJc w:val="left"/>
+        <w:pPr>
+          <w:tabs>
+            <w:tab w:val="num" w:pos="720"/>
+          </w:tabs>
+          <w:ind w:left="720" w:hanging="360"/>
+        </w:pPr>
+        <w:rPr>
+          <w:rFonts w:ascii="Wingdings" w:hAnsi="Wingdings" w:hint="default"/>
+          <w:sz w:val="20"/>
+        </w:rPr>
+      </w:lvl>
+    </w:lvlOverride>
+  </w:num>
+  <w:num w:numId="4" w16cid:durableId="680736573">
+    <w:abstractNumId w:val="2"/>
+    <w:lvlOverride w:ilvl="0">
+      <w:lvl w:ilvl="0">
+        <w:numFmt w:val="bullet"/>
+        <w:lvlText w:val=""/>
+        <w:lvlJc w:val="left"/>
+        <w:pPr>
+          <w:tabs>
+            <w:tab w:val="num" w:pos="720"/>
+          </w:tabs>
+          <w:ind w:left="720" w:hanging="360"/>
+        </w:pPr>
+        <w:rPr>
+          <w:rFonts w:ascii="Wingdings" w:hAnsi="Wingdings" w:hint="default"/>
+          <w:sz w:val="20"/>
+        </w:rPr>
+      </w:lvl>
+    </w:lvlOverride>
+  </w:num>
+  <w:num w:numId="5" w16cid:durableId="889338915">
+    <w:abstractNumId w:val="2"/>
+    <w:lvlOverride w:ilvl="0">
+      <w:lvl w:ilvl="0">
+        <w:numFmt w:val="bullet"/>
+        <w:lvlText w:val=""/>
+        <w:lvlJc w:val="left"/>
+        <w:pPr>
+          <w:tabs>
+            <w:tab w:val="num" w:pos="720"/>
+          </w:tabs>
+          <w:ind w:left="720" w:hanging="360"/>
+        </w:pPr>
+        <w:rPr>
+          <w:rFonts w:ascii="Wingdings" w:hAnsi="Wingdings" w:hint="default"/>
+          <w:sz w:val="20"/>
+        </w:rPr>
+      </w:lvl>
+    </w:lvlOverride>
+  </w:num>
+  <w:num w:numId="6" w16cid:durableId="320933441">
+    <w:abstractNumId w:val="5"/>
+    <w:lvlOverride w:ilvl="0">
+      <w:lvl w:ilvl="0">
+        <w:numFmt w:val="bullet"/>
+        <w:lvlText w:val=""/>
+        <w:lvlJc w:val="left"/>
+        <w:pPr>
+          <w:tabs>
+            <w:tab w:val="num" w:pos="720"/>
+          </w:tabs>
+          <w:ind w:left="720" w:hanging="360"/>
+        </w:pPr>
+        <w:rPr>
+          <w:rFonts w:ascii="Wingdings" w:hAnsi="Wingdings" w:hint="default"/>
+          <w:sz w:val="20"/>
+        </w:rPr>
+      </w:lvl>
+    </w:lvlOverride>
+  </w:num>
+  <w:num w:numId="7" w16cid:durableId="1733888613">
+    <w:abstractNumId w:val="5"/>
+    <w:lvlOverride w:ilvl="0">
+      <w:lvl w:ilvl="0">
+        <w:numFmt w:val="bullet"/>
+        <w:lvlText w:val=""/>
+        <w:lvlJc w:val="left"/>
+        <w:pPr>
+          <w:tabs>
+            <w:tab w:val="num" w:pos="720"/>
+          </w:tabs>
+          <w:ind w:left="720" w:hanging="360"/>
+        </w:pPr>
+        <w:rPr>
+          <w:rFonts w:ascii="Wingdings" w:hAnsi="Wingdings" w:hint="default"/>
+          <w:sz w:val="20"/>
+        </w:rPr>
+      </w:lvl>
+    </w:lvlOverride>
+  </w:num>
+  <w:num w:numId="8" w16cid:durableId="1018894009">
+    <w:abstractNumId w:val="5"/>
+    <w:lvlOverride w:ilvl="0">
+      <w:lvl w:ilvl="0">
+        <w:numFmt w:val="bullet"/>
+        <w:lvlText w:val=""/>
+        <w:lvlJc w:val="left"/>
+        <w:pPr>
+          <w:tabs>
+            <w:tab w:val="num" w:pos="720"/>
+          </w:tabs>
+          <w:ind w:left="720" w:hanging="360"/>
+        </w:pPr>
+        <w:rPr>
+          <w:rFonts w:ascii="Wingdings" w:hAnsi="Wingdings" w:hint="default"/>
+          <w:sz w:val="20"/>
+        </w:rPr>
+      </w:lvl>
+    </w:lvlOverride>
+  </w:num>
+  <w:num w:numId="9" w16cid:durableId="1106272602">
+    <w:abstractNumId w:val="5"/>
+    <w:lvlOverride w:ilvl="0">
+      <w:lvl w:ilvl="0">
+        <w:numFmt w:val="bullet"/>
+        <w:lvlText w:val=""/>
+        <w:lvlJc w:val="left"/>
+        <w:pPr>
+          <w:tabs>
+            <w:tab w:val="num" w:pos="720"/>
+          </w:tabs>
+          <w:ind w:left="720" w:hanging="360"/>
+        </w:pPr>
+        <w:rPr>
+          <w:rFonts w:ascii="Wingdings" w:hAnsi="Wingdings" w:hint="default"/>
+          <w:sz w:val="20"/>
+        </w:rPr>
+      </w:lvl>
+    </w:lvlOverride>
+  </w:num>
+  <w:num w:numId="10" w16cid:durableId="1767925931">
+    <w:abstractNumId w:val="6"/>
+    <w:lvlOverride w:ilvl="0">
+      <w:lvl w:ilvl="0">
+        <w:numFmt w:val="bullet"/>
+        <w:lvlText w:val=""/>
+        <w:lvlJc w:val="left"/>
+        <w:pPr>
+          <w:tabs>
+            <w:tab w:val="num" w:pos="720"/>
+          </w:tabs>
+          <w:ind w:left="720" w:hanging="360"/>
+        </w:pPr>
+        <w:rPr>
+          <w:rFonts w:ascii="Wingdings" w:hAnsi="Wingdings" w:hint="default"/>
+          <w:sz w:val="20"/>
+        </w:rPr>
+      </w:lvl>
+    </w:lvlOverride>
+  </w:num>
+  <w:num w:numId="11" w16cid:durableId="1150754982">
+    <w:abstractNumId w:val="6"/>
+    <w:lvlOverride w:ilvl="0">
+      <w:lvl w:ilvl="0">
+        <w:numFmt w:val="bullet"/>
+        <w:lvlText w:val=""/>
+        <w:lvlJc w:val="left"/>
+        <w:pPr>
+          <w:tabs>
+            <w:tab w:val="num" w:pos="720"/>
+          </w:tabs>
+          <w:ind w:left="720" w:hanging="360"/>
+        </w:pPr>
+        <w:rPr>
+          <w:rFonts w:ascii="Wingdings" w:hAnsi="Wingdings" w:hint="default"/>
+          <w:sz w:val="20"/>
+        </w:rPr>
+      </w:lvl>
+    </w:lvlOverride>
+  </w:num>
+  <w:num w:numId="12" w16cid:durableId="472261356">
+    <w:abstractNumId w:val="6"/>
+    <w:lvlOverride w:ilvl="0">
+      <w:lvl w:ilvl="0">
+        <w:numFmt w:val="bullet"/>
+        <w:lvlText w:val=""/>
+        <w:lvlJc w:val="left"/>
+        <w:pPr>
+          <w:tabs>
+            <w:tab w:val="num" w:pos="720"/>
+          </w:tabs>
+          <w:ind w:left="720" w:hanging="360"/>
+        </w:pPr>
+        <w:rPr>
+          <w:rFonts w:ascii="Wingdings" w:hAnsi="Wingdings" w:hint="default"/>
+          <w:sz w:val="20"/>
+        </w:rPr>
+      </w:lvl>
+    </w:lvlOverride>
+  </w:num>
+  <w:num w:numId="13" w16cid:durableId="1755397967">
+    <w:abstractNumId w:val="6"/>
+    <w:lvlOverride w:ilvl="0">
+      <w:lvl w:ilvl="0">
+        <w:numFmt w:val="bullet"/>
+        <w:lvlText w:val=""/>
+        <w:lvlJc w:val="left"/>
+        <w:pPr>
+          <w:tabs>
+            <w:tab w:val="num" w:pos="720"/>
+          </w:tabs>
+          <w:ind w:left="720" w:hanging="360"/>
+        </w:pPr>
+        <w:rPr>
+          <w:rFonts w:ascii="Wingdings" w:hAnsi="Wingdings" w:hint="default"/>
+          <w:sz w:val="20"/>
+        </w:rPr>
+      </w:lvl>
+    </w:lvlOverride>
+  </w:num>
+  <w:num w:numId="14" w16cid:durableId="982275454">
+    <w:abstractNumId w:val="8"/>
+    <w:lvlOverride w:ilvl="0">
+      <w:lvl w:ilvl="0">
+        <w:numFmt w:val="bullet"/>
+        <w:lvlText w:val=""/>
+        <w:lvlJc w:val="left"/>
+        <w:pPr>
+          <w:tabs>
+            <w:tab w:val="num" w:pos="720"/>
+          </w:tabs>
+          <w:ind w:left="720" w:hanging="360"/>
+        </w:pPr>
+        <w:rPr>
+          <w:rFonts w:ascii="Wingdings" w:hAnsi="Wingdings" w:hint="default"/>
+          <w:sz w:val="20"/>
+        </w:rPr>
+      </w:lvl>
+    </w:lvlOverride>
+  </w:num>
+  <w:num w:numId="15" w16cid:durableId="1700737938">
+    <w:abstractNumId w:val="8"/>
+    <w:lvlOverride w:ilvl="0">
+      <w:lvl w:ilvl="0">
+        <w:numFmt w:val="bullet"/>
+        <w:lvlText w:val=""/>
+        <w:lvlJc w:val="left"/>
+        <w:pPr>
+          <w:tabs>
+            <w:tab w:val="num" w:pos="720"/>
+          </w:tabs>
+          <w:ind w:left="720" w:hanging="360"/>
+        </w:pPr>
+        <w:rPr>
+          <w:rFonts w:ascii="Wingdings" w:hAnsi="Wingdings" w:hint="default"/>
+          <w:sz w:val="20"/>
+        </w:rPr>
+      </w:lvl>
+    </w:lvlOverride>
+  </w:num>
+  <w:num w:numId="16" w16cid:durableId="221407559">
+    <w:abstractNumId w:val="8"/>
+    <w:lvlOverride w:ilvl="0">
+      <w:lvl w:ilvl="0">
+        <w:numFmt w:val="bullet"/>
+        <w:lvlText w:val=""/>
+        <w:lvlJc w:val="left"/>
+        <w:pPr>
+          <w:tabs>
+            <w:tab w:val="num" w:pos="720"/>
+          </w:tabs>
+          <w:ind w:left="720" w:hanging="360"/>
+        </w:pPr>
+        <w:rPr>
+          <w:rFonts w:ascii="Wingdings" w:hAnsi="Wingdings" w:hint="default"/>
+          <w:sz w:val="20"/>
+        </w:rPr>
+      </w:lvl>
+    </w:lvlOverride>
+  </w:num>
+  <w:num w:numId="17" w16cid:durableId="1446846773">
+    <w:abstractNumId w:val="8"/>
+    <w:lvlOverride w:ilvl="0">
+      <w:lvl w:ilvl="0">
+        <w:numFmt w:val="bullet"/>
+        <w:lvlText w:val=""/>
+        <w:lvlJc w:val="left"/>
+        <w:pPr>
+          <w:tabs>
+            <w:tab w:val="num" w:pos="720"/>
+          </w:tabs>
+          <w:ind w:left="720" w:hanging="360"/>
+        </w:pPr>
+        <w:rPr>
+          <w:rFonts w:ascii="Wingdings" w:hAnsi="Wingdings" w:hint="default"/>
+          <w:sz w:val="20"/>
+        </w:rPr>
+      </w:lvl>
+    </w:lvlOverride>
+  </w:num>
+  <w:num w:numId="18" w16cid:durableId="1761297226">
+    <w:abstractNumId w:val="1"/>
+    <w:lvlOverride w:ilvl="0">
+      <w:lvl w:ilvl="0">
+        <w:numFmt w:val="bullet"/>
+        <w:lvlText w:val=""/>
+        <w:lvlJc w:val="left"/>
+        <w:pPr>
+          <w:tabs>
+            <w:tab w:val="num" w:pos="720"/>
+          </w:tabs>
+          <w:ind w:left="720" w:hanging="360"/>
+        </w:pPr>
+        <w:rPr>
+          <w:rFonts w:ascii="Wingdings" w:hAnsi="Wingdings" w:hint="default"/>
+          <w:sz w:val="20"/>
+        </w:rPr>
+      </w:lvl>
+    </w:lvlOverride>
+  </w:num>
+  <w:num w:numId="19" w16cid:durableId="1792170468">
+    <w:abstractNumId w:val="1"/>
+    <w:lvlOverride w:ilvl="0">
+      <w:lvl w:ilvl="0">
+        <w:numFmt w:val="bullet"/>
+        <w:lvlText w:val=""/>
+        <w:lvlJc w:val="left"/>
+        <w:pPr>
+          <w:tabs>
+            <w:tab w:val="num" w:pos="720"/>
+          </w:tabs>
+          <w:ind w:left="720" w:hanging="360"/>
+        </w:pPr>
+        <w:rPr>
+          <w:rFonts w:ascii="Wingdings" w:hAnsi="Wingdings" w:hint="default"/>
+          <w:sz w:val="20"/>
+        </w:rPr>
+      </w:lvl>
+    </w:lvlOverride>
+  </w:num>
+  <w:num w:numId="20" w16cid:durableId="1389186755">
+    <w:abstractNumId w:val="1"/>
+    <w:lvlOverride w:ilvl="0">
+      <w:lvl w:ilvl="0">
+        <w:numFmt w:val="bullet"/>
+        <w:lvlText w:val=""/>
+        <w:lvlJc w:val="left"/>
+        <w:pPr>
+          <w:tabs>
+            <w:tab w:val="num" w:pos="720"/>
+          </w:tabs>
+          <w:ind w:left="720" w:hanging="360"/>
+        </w:pPr>
+        <w:rPr>
+          <w:rFonts w:ascii="Wingdings" w:hAnsi="Wingdings" w:hint="default"/>
+          <w:sz w:val="20"/>
+        </w:rPr>
+      </w:lvl>
+    </w:lvlOverride>
+  </w:num>
+  <w:num w:numId="21" w16cid:durableId="1104963366">
+    <w:abstractNumId w:val="1"/>
+    <w:lvlOverride w:ilvl="0">
+      <w:lvl w:ilvl="0">
+        <w:numFmt w:val="bullet"/>
+        <w:lvlText w:val=""/>
+        <w:lvlJc w:val="left"/>
+        <w:pPr>
+          <w:tabs>
+            <w:tab w:val="num" w:pos="720"/>
+          </w:tabs>
+          <w:ind w:left="720" w:hanging="360"/>
+        </w:pPr>
+        <w:rPr>
+          <w:rFonts w:ascii="Wingdings" w:hAnsi="Wingdings" w:hint="default"/>
+          <w:sz w:val="20"/>
+        </w:rPr>
+      </w:lvl>
+    </w:lvlOverride>
+  </w:num>
+  <w:num w:numId="22" w16cid:durableId="1453472576">
     <w:abstractNumId w:val="0"/>
+    <w:lvlOverride w:ilvl="0">
+      <w:lvl w:ilvl="0">
+        <w:numFmt w:val="bullet"/>
+        <w:lvlText w:val=""/>
+        <w:lvlJc w:val="left"/>
+        <w:pPr>
+          <w:tabs>
+            <w:tab w:val="num" w:pos="720"/>
+          </w:tabs>
+          <w:ind w:left="720" w:hanging="360"/>
+        </w:pPr>
+        <w:rPr>
+          <w:rFonts w:ascii="Wingdings" w:hAnsi="Wingdings" w:hint="default"/>
+          <w:sz w:val="20"/>
+        </w:rPr>
+      </w:lvl>
+    </w:lvlOverride>
+  </w:num>
+  <w:num w:numId="23" w16cid:durableId="51275726">
+    <w:abstractNumId w:val="0"/>
+    <w:lvlOverride w:ilvl="0">
+      <w:lvl w:ilvl="0">
+        <w:numFmt w:val="bullet"/>
+        <w:lvlText w:val=""/>
+        <w:lvlJc w:val="left"/>
+        <w:pPr>
+          <w:tabs>
+            <w:tab w:val="num" w:pos="720"/>
+          </w:tabs>
+          <w:ind w:left="720" w:hanging="360"/>
+        </w:pPr>
+        <w:rPr>
+          <w:rFonts w:ascii="Wingdings" w:hAnsi="Wingdings" w:hint="default"/>
+          <w:sz w:val="20"/>
+        </w:rPr>
+      </w:lvl>
+    </w:lvlOverride>
+  </w:num>
+  <w:num w:numId="24" w16cid:durableId="717703408">
+    <w:abstractNumId w:val="0"/>
+    <w:lvlOverride w:ilvl="0">
+      <w:lvl w:ilvl="0">
+        <w:numFmt w:val="bullet"/>
+        <w:lvlText w:val=""/>
+        <w:lvlJc w:val="left"/>
+        <w:pPr>
+          <w:tabs>
+            <w:tab w:val="num" w:pos="720"/>
+          </w:tabs>
+          <w:ind w:left="720" w:hanging="360"/>
+        </w:pPr>
+        <w:rPr>
+          <w:rFonts w:ascii="Wingdings" w:hAnsi="Wingdings" w:hint="default"/>
+          <w:sz w:val="20"/>
+        </w:rPr>
+      </w:lvl>
+    </w:lvlOverride>
+  </w:num>
+  <w:num w:numId="25" w16cid:durableId="970985148">
+    <w:abstractNumId w:val="0"/>
+    <w:lvlOverride w:ilvl="0">
+      <w:lvl w:ilvl="0">
+        <w:numFmt w:val="bullet"/>
+        <w:lvlText w:val=""/>
+        <w:lvlJc w:val="left"/>
+        <w:pPr>
+          <w:tabs>
+            <w:tab w:val="num" w:pos="720"/>
+          </w:tabs>
+          <w:ind w:left="720" w:hanging="360"/>
+        </w:pPr>
+        <w:rPr>
+          <w:rFonts w:ascii="Wingdings" w:hAnsi="Wingdings" w:hint="default"/>
+          <w:sz w:val="20"/>
+        </w:rPr>
+      </w:lvl>
+    </w:lvlOverride>
+  </w:num>
+  <w:num w:numId="26" w16cid:durableId="546990239">
+    <w:abstractNumId w:val="7"/>
+    <w:lvlOverride w:ilvl="0">
+      <w:lvl w:ilvl="0">
+        <w:numFmt w:val="bullet"/>
+        <w:lvlText w:val=""/>
+        <w:lvlJc w:val="left"/>
+        <w:pPr>
+          <w:tabs>
+            <w:tab w:val="num" w:pos="720"/>
+          </w:tabs>
+          <w:ind w:left="720" w:hanging="360"/>
+        </w:pPr>
+        <w:rPr>
+          <w:rFonts w:ascii="Wingdings" w:hAnsi="Wingdings" w:hint="default"/>
+          <w:sz w:val="20"/>
+        </w:rPr>
+      </w:lvl>
+    </w:lvlOverride>
+  </w:num>
+  <w:num w:numId="27" w16cid:durableId="979726910">
+    <w:abstractNumId w:val="7"/>
+    <w:lvlOverride w:ilvl="0">
+      <w:lvl w:ilvl="0">
+        <w:numFmt w:val="bullet"/>
+        <w:lvlText w:val=""/>
+        <w:lvlJc w:val="left"/>
+        <w:pPr>
+          <w:tabs>
+            <w:tab w:val="num" w:pos="720"/>
+          </w:tabs>
+          <w:ind w:left="720" w:hanging="360"/>
+        </w:pPr>
+        <w:rPr>
+          <w:rFonts w:ascii="Wingdings" w:hAnsi="Wingdings" w:hint="default"/>
+          <w:sz w:val="20"/>
+        </w:rPr>
+      </w:lvl>
+    </w:lvlOverride>
+  </w:num>
+  <w:num w:numId="28" w16cid:durableId="335769510">
+    <w:abstractNumId w:val="7"/>
+    <w:lvlOverride w:ilvl="0">
+      <w:lvl w:ilvl="0">
+        <w:numFmt w:val="bullet"/>
+        <w:lvlText w:val=""/>
+        <w:lvlJc w:val="left"/>
+        <w:pPr>
+          <w:tabs>
+            <w:tab w:val="num" w:pos="720"/>
+          </w:tabs>
+          <w:ind w:left="720" w:hanging="360"/>
+        </w:pPr>
+        <w:rPr>
+          <w:rFonts w:ascii="Wingdings" w:hAnsi="Wingdings" w:hint="default"/>
+          <w:sz w:val="20"/>
+        </w:rPr>
+      </w:lvl>
+    </w:lvlOverride>
+  </w:num>
+  <w:num w:numId="29" w16cid:durableId="1166364673">
+    <w:abstractNumId w:val="7"/>
+    <w:lvlOverride w:ilvl="0">
+      <w:lvl w:ilvl="0">
+        <w:numFmt w:val="bullet"/>
+        <w:lvlText w:val=""/>
+        <w:lvlJc w:val="left"/>
+        <w:pPr>
+          <w:tabs>
+            <w:tab w:val="num" w:pos="720"/>
+          </w:tabs>
+          <w:ind w:left="720" w:hanging="360"/>
+        </w:pPr>
+        <w:rPr>
+          <w:rFonts w:ascii="Wingdings" w:hAnsi="Wingdings" w:hint="default"/>
+          <w:sz w:val="20"/>
+        </w:rPr>
+      </w:lvl>
+    </w:lvlOverride>
+  </w:num>
+  <w:num w:numId="30" w16cid:durableId="150947950">
+    <w:abstractNumId w:val="4"/>
+    <w:lvlOverride w:ilvl="0">
+      <w:lvl w:ilvl="0">
+        <w:numFmt w:val="bullet"/>
+        <w:lvlText w:val=""/>
+        <w:lvlJc w:val="left"/>
+        <w:pPr>
+          <w:tabs>
+            <w:tab w:val="num" w:pos="720"/>
+          </w:tabs>
+          <w:ind w:left="720" w:hanging="360"/>
+        </w:pPr>
+        <w:rPr>
+          <w:rFonts w:ascii="Wingdings" w:hAnsi="Wingdings" w:hint="default"/>
+          <w:sz w:val="20"/>
+        </w:rPr>
+      </w:lvl>
+    </w:lvlOverride>
+  </w:num>
+  <w:num w:numId="31" w16cid:durableId="411702041">
+    <w:abstractNumId w:val="4"/>
+    <w:lvlOverride w:ilvl="0">
+      <w:lvl w:ilvl="0">
+        <w:numFmt w:val="bullet"/>
+        <w:lvlText w:val=""/>
+        <w:lvlJc w:val="left"/>
+        <w:pPr>
+          <w:tabs>
+            <w:tab w:val="num" w:pos="720"/>
+          </w:tabs>
+          <w:ind w:left="720" w:hanging="360"/>
+        </w:pPr>
+        <w:rPr>
+          <w:rFonts w:ascii="Wingdings" w:hAnsi="Wingdings" w:hint="default"/>
+          <w:sz w:val="20"/>
+        </w:rPr>
+      </w:lvl>
+    </w:lvlOverride>
+  </w:num>
+  <w:num w:numId="32" w16cid:durableId="1517845928">
+    <w:abstractNumId w:val="4"/>
+    <w:lvlOverride w:ilvl="0">
+      <w:lvl w:ilvl="0">
+        <w:numFmt w:val="bullet"/>
+        <w:lvlText w:val=""/>
+        <w:lvlJc w:val="left"/>
+        <w:pPr>
+          <w:tabs>
+            <w:tab w:val="num" w:pos="720"/>
+          </w:tabs>
+          <w:ind w:left="720" w:hanging="360"/>
+        </w:pPr>
+        <w:rPr>
+          <w:rFonts w:ascii="Wingdings" w:hAnsi="Wingdings" w:hint="default"/>
+          <w:sz w:val="20"/>
+        </w:rPr>
+      </w:lvl>
+    </w:lvlOverride>
+  </w:num>
+  <w:num w:numId="33" w16cid:durableId="2125803202">
+    <w:abstractNumId w:val="4"/>
+    <w:lvlOverride w:ilvl="0">
+      <w:lvl w:ilvl="0">
+        <w:numFmt w:val="bullet"/>
+        <w:lvlText w:val=""/>
+        <w:lvlJc w:val="left"/>
+        <w:pPr>
+          <w:tabs>
+            <w:tab w:val="num" w:pos="720"/>
+          </w:tabs>
+          <w:ind w:left="720" w:hanging="360"/>
+        </w:pPr>
+        <w:rPr>
+          <w:rFonts w:ascii="Wingdings" w:hAnsi="Wingdings" w:hint="default"/>
+          <w:sz w:val="20"/>
+        </w:rPr>
+      </w:lvl>
+    </w:lvlOverride>
   </w:num>
 </w:numbering>
 </file>
